--- a/docs/analysis/risk_appetite/out/Handoff_RA_kredit.docx
+++ b/docs/analysis/risk_appetite/out/Handoff_RA_kredit.docx
@@ -7,7 +7,7 @@
         <w:pStyle w:val="Heading1"/>
       </w:pPr>
       <w:r>
-        <w:t>Риск-аппетит по кредитному риску: задача и запросы — короткая передача</w:t>
+        <w:t>Риск-аппетит по кредитному риску: два этапа, сроки и распределение</w:t>
       </w:r>
     </w:p>
     <w:p>
@@ -18,7 +18,7 @@
         <w:rPr>
           <w:color w:val="0B0B0B"/>
         </w:rPr>
-        <w:t xml:space="preserve">На 17.09.2026. Полная версия — </w:t>
+        <w:t xml:space="preserve">На 17.09.2026. Развёрнутая версия — </w:t>
       </w:r>
       <w:r>
         <w:rPr>
@@ -40,7 +40,421 @@
         <w:pStyle w:val="Heading2"/>
       </w:pPr>
       <w:r>
-        <w:t>Что поручено</w:t>
+        <w:t>Разделение на два этапа</w:t>
+      </w:r>
+    </w:p>
+    <w:tbl>
+      <w:tblPr>
+        <w:tblStyle w:val="TableGrid"/>
+        <w:tblW w:type="auto" w:w="0"/>
+        <w:jc w:val="center"/>
+        <w:tblLook w:firstColumn="1" w:firstRow="1" w:lastColumn="0" w:lastRow="0" w:noHBand="0" w:noVBand="1" w:val="04A0"/>
+      </w:tblPr>
+      <w:tblGrid>
+        <w:gridCol w:w="2160"/>
+        <w:gridCol w:w="2160"/>
+        <w:gridCol w:w="2160"/>
+        <w:gridCol w:w="2160"/>
+      </w:tblGrid>
+      <w:tr>
+        <w:tc>
+          <w:tcPr>
+            <w:tcW w:type="dxa" w:w="2160"/>
+          </w:tcPr>
+          <w:p/>
+        </w:tc>
+        <w:tc>
+          <w:tcPr>
+            <w:tcW w:type="dxa" w:w="2160"/>
+          </w:tcPr>
+          <w:p>
+            <w:r>
+              <w:rPr>
+                <w:b/>
+                <w:color w:val="0B0B0B"/>
+              </w:rPr>
+              <w:t>Этап</w:t>
+            </w:r>
+          </w:p>
+        </w:tc>
+        <w:tc>
+          <w:tcPr>
+            <w:tcW w:type="dxa" w:w="2160"/>
+          </w:tcPr>
+          <w:p>
+            <w:r>
+              <w:rPr>
+                <w:b/>
+                <w:color w:val="0B0B0B"/>
+              </w:rPr>
+              <w:t>Что входит</w:t>
+            </w:r>
+          </w:p>
+        </w:tc>
+        <w:tc>
+          <w:tcPr>
+            <w:tcW w:type="dxa" w:w="2160"/>
+          </w:tcPr>
+          <w:p>
+            <w:r>
+              <w:rPr>
+                <w:b/>
+                <w:color w:val="0B0B0B"/>
+              </w:rPr>
+              <w:t>Срок</w:t>
+            </w:r>
+          </w:p>
+        </w:tc>
+      </w:tr>
+      <w:tr>
+        <w:tc>
+          <w:tcPr>
+            <w:tcW w:type="dxa" w:w="2160"/>
+          </w:tcPr>
+          <w:p>
+            <w:r>
+              <w:rPr>
+                <w:b/>
+                <w:color w:val="0B0B0B"/>
+              </w:rPr>
+              <w:t>1</w:t>
+            </w:r>
+          </w:p>
+        </w:tc>
+        <w:tc>
+          <w:tcPr>
+            <w:tcW w:type="dxa" w:w="2160"/>
+          </w:tcPr>
+          <w:p>
+            <w:r>
+              <w:rPr>
+                <w:b/>
+                <w:color w:val="0B0B0B"/>
+              </w:rPr>
+              <w:t>Оформить сделанное</w:t>
+            </w:r>
+          </w:p>
+        </w:tc>
+        <w:tc>
+          <w:tcPr>
+            <w:tcW w:type="dxa" w:w="2160"/>
+          </w:tcPr>
+          <w:p>
+            <w:r>
+              <w:rPr>
+                <w:color w:val="0B0B0B"/>
+              </w:rPr>
+              <w:t>аналитическая записка по всей проделанной работе; шаблон мер реагирования с полным перебором случаев</w:t>
+            </w:r>
+          </w:p>
+        </w:tc>
+        <w:tc>
+          <w:tcPr>
+            <w:tcW w:type="dxa" w:w="2160"/>
+          </w:tcPr>
+          <w:p>
+            <w:r>
+              <w:rPr>
+                <w:b/>
+                <w:color w:val="0B0B0B"/>
+              </w:rPr>
+              <w:t>до 30.09.2026 вместе с согласованием</w:t>
+            </w:r>
+            <w:r>
+              <w:rPr>
+                <w:color w:val="0B0B0B"/>
+              </w:rPr>
+              <w:t xml:space="preserve"> — то есть работа должна быть закончена за один-три дня</w:t>
+            </w:r>
+          </w:p>
+        </w:tc>
+      </w:tr>
+      <w:tr>
+        <w:tc>
+          <w:tcPr>
+            <w:tcW w:type="dxa" w:w="2160"/>
+          </w:tcPr>
+          <w:p>
+            <w:r>
+              <w:rPr>
+                <w:b/>
+                <w:color w:val="0B0B0B"/>
+              </w:rPr>
+              <w:t>2</w:t>
+            </w:r>
+          </w:p>
+        </w:tc>
+        <w:tc>
+          <w:tcPr>
+            <w:tcW w:type="dxa" w:w="2160"/>
+          </w:tcPr>
+          <w:p>
+            <w:r>
+              <w:rPr>
+                <w:b/>
+                <w:color w:val="0B0B0B"/>
+              </w:rPr>
+              <w:t>Исследование рамки</w:t>
+            </w:r>
+          </w:p>
+        </w:tc>
+        <w:tc>
+          <w:tcPr>
+            <w:tcW w:type="dxa" w:w="2160"/>
+          </w:tcPr>
+          <w:p>
+            <w:r>
+              <w:rPr>
+                <w:color w:val="0B0B0B"/>
+              </w:rPr>
+              <w:t>оценка системы риск-аппетита по международной практике, экономический капитал, стресс-тест, инструмент зонирования и ежегодная перекалибровка</w:t>
+            </w:r>
+          </w:p>
+        </w:tc>
+        <w:tc>
+          <w:tcPr>
+            <w:tcW w:type="dxa" w:w="2160"/>
+          </w:tcPr>
+          <w:p>
+            <w:r>
+              <w:rPr>
+                <w:b/>
+                <w:color w:val="0B0B0B"/>
+              </w:rPr>
+              <w:t>начало октября</w:t>
+            </w:r>
+          </w:p>
+        </w:tc>
+      </w:tr>
+    </w:tbl>
+    <w:p/>
+    <w:p>
+      <w:pPr>
+        <w:jc w:val="both"/>
+      </w:pPr>
+      <w:r>
+        <w:rPr>
+          <w:color w:val="0B0B0B"/>
+        </w:rPr>
+        <w:t>Этап 2 сознательно отложен: он отвечает на вопрос «объективна ли рамка», а этап 1 — на вопрос «оформлено ли то, что уже доказано». Второй вопрос имеет срок, первый нет.</w:t>
+      </w:r>
+    </w:p>
+    <w:p>
+      <w:pPr>
+        <w:pStyle w:val="Heading2"/>
+      </w:pPr>
+      <w:r>
+        <w:t>Что готово на сегодня</w:t>
+      </w:r>
+    </w:p>
+    <w:tbl>
+      <w:tblPr>
+        <w:tblStyle w:val="TableGrid"/>
+        <w:tblW w:type="auto" w:w="0"/>
+        <w:jc w:val="center"/>
+        <w:tblLook w:firstColumn="1" w:firstRow="1" w:lastColumn="0" w:lastRow="0" w:noHBand="0" w:noVBand="1" w:val="04A0"/>
+      </w:tblPr>
+      <w:tblGrid>
+        <w:gridCol w:w="4320"/>
+        <w:gridCol w:w="4320"/>
+      </w:tblGrid>
+      <w:tr>
+        <w:tc>
+          <w:tcPr>
+            <w:tcW w:type="dxa" w:w="4320"/>
+          </w:tcPr>
+          <w:p>
+            <w:r>
+              <w:rPr>
+                <w:b/>
+                <w:color w:val="0B0B0B"/>
+              </w:rPr>
+              <w:t>Дилеверабл этапа 1</w:t>
+            </w:r>
+          </w:p>
+        </w:tc>
+        <w:tc>
+          <w:tcPr>
+            <w:tcW w:type="dxa" w:w="4320"/>
+          </w:tcPr>
+          <w:p>
+            <w:r>
+              <w:rPr>
+                <w:b/>
+                <w:color w:val="0B0B0B"/>
+              </w:rPr>
+              <w:t>Состояние</w:t>
+            </w:r>
+          </w:p>
+        </w:tc>
+      </w:tr>
+      <w:tr>
+        <w:tc>
+          <w:tcPr>
+            <w:tcW w:type="dxa" w:w="4320"/>
+          </w:tcPr>
+          <w:p>
+            <w:r>
+              <w:rPr>
+                <w:b/>
+                <w:color w:val="0B0B0B"/>
+              </w:rPr>
+              <w:t>Аналитическая записка v0.6</w:t>
+            </w:r>
+          </w:p>
+        </w:tc>
+        <w:tc>
+          <w:tcPr>
+            <w:tcW w:type="dxa" w:w="4320"/>
+          </w:tcPr>
+          <w:p>
+            <w:r>
+              <w:rPr>
+                <w:b/>
+                <w:color w:val="0B0B0B"/>
+              </w:rPr>
+              <w:t>черновик готов</w:t>
+            </w:r>
+            <w:r>
+              <w:rPr>
+                <w:color w:val="0B0B0B"/>
+              </w:rPr>
+              <w:t xml:space="preserve"> — </w:t>
+            </w:r>
+            <w:r>
+              <w:rPr>
+                <w:rFonts w:ascii="Consolas" w:hAnsi="Consolas"/>
+                <w:color w:val="0B0B0B"/>
+                <w:sz w:val="19"/>
+              </w:rPr>
+              <w:t>ZAPISKA_v0_6.md</w:t>
+            </w:r>
+            <w:r>
+              <w:rPr>
+                <w:color w:val="0B0B0B"/>
+              </w:rPr>
+              <w:t>, двенадцать разделов плюс карта источников</w:t>
+            </w:r>
+          </w:p>
+        </w:tc>
+      </w:tr>
+      <w:tr>
+        <w:tc>
+          <w:tcPr>
+            <w:tcW w:type="dxa" w:w="4320"/>
+          </w:tcPr>
+          <w:p>
+            <w:r>
+              <w:rPr>
+                <w:b/>
+                <w:color w:val="0B0B0B"/>
+              </w:rPr>
+              <w:t>Шаблон мер реагирования</w:t>
+            </w:r>
+          </w:p>
+        </w:tc>
+        <w:tc>
+          <w:tcPr>
+            <w:tcW w:type="dxa" w:w="4320"/>
+          </w:tcPr>
+          <w:p>
+            <w:r>
+              <w:rPr>
+                <w:b/>
+                <w:color w:val="0B0B0B"/>
+              </w:rPr>
+              <w:t>готов</w:t>
+            </w:r>
+            <w:r>
+              <w:rPr>
+                <w:color w:val="0B0B0B"/>
+              </w:rPr>
+              <w:t xml:space="preserve"> — 48 случаев, пять уровней, пять правил перехода, справочные пороги по двенадцати метрикам</w:t>
+            </w:r>
+          </w:p>
+        </w:tc>
+      </w:tr>
+    </w:tbl>
+    <w:p/>
+    <w:p>
+      <w:pPr>
+        <w:jc w:val="both"/>
+      </w:pPr>
+      <w:r>
+        <w:rPr>
+          <w:color w:val="0B0B0B"/>
+        </w:rPr>
+        <w:t>Записка заменяет v0.5, которая считалась на квартальных рядах из девяти точек и в § 3 утверждала, что уровень по топ-20 нарушен. На месячных рядах из тридцати шести точек этот вывод не подтверждается.</w:t>
+      </w:r>
+    </w:p>
+    <w:p>
+      <w:pPr>
+        <w:pStyle w:val="Heading2"/>
+      </w:pPr>
+      <w:r>
+        <w:t>Кто делает записку</w:t>
+      </w:r>
+    </w:p>
+    <w:p>
+      <w:pPr>
+        <w:jc w:val="both"/>
+      </w:pPr>
+      <w:r>
+        <w:rPr>
+          <w:b/>
+          <w:color w:val="0B0B0B"/>
+        </w:rPr>
+        <w:t>Предложение: Ерлан — по согласованию с Айдаром.</w:t>
+      </w:r>
+      <w:r>
+        <w:rPr>
+          <w:color w:val="0B0B0B"/>
+        </w:rPr>
+        <w:t xml:space="preserve"> Айдар был на презентации перед Дамиром, знает, как шла работа, и может сверить нарратив; по оргструктуре задачи Ерлану идут через него.</w:t>
+      </w:r>
+    </w:p>
+    <w:p>
+      <w:pPr>
+        <w:jc w:val="both"/>
+      </w:pPr>
+      <w:r>
+        <w:rPr>
+          <w:b/>
+          <w:color w:val="0B0B0B"/>
+        </w:rPr>
+        <w:t>Возражение, которое надо снять до того, как задача уйдёт.</w:t>
+      </w:r>
+      <w:r>
+        <w:rPr>
+          <w:color w:val="0B0B0B"/>
+        </w:rPr>
+        <w:t xml:space="preserve"> Записку защищает тот, кто её подписывает. Она опирается примерно на сорок утверждений, каждое привязано к конкретной ячейке или формуле: первый же вопрос на согласовании — «откуда 442 346» — требует знать, что это ячейка E11 листа 50-1, почему она не E52 и что из этого следует. Человек, который этих ссылок не прослеживал, за один-три дня их не восстановит.</w:t>
+      </w:r>
+    </w:p>
+    <w:p>
+      <w:pPr>
+        <w:jc w:val="both"/>
+      </w:pPr>
+      <w:r>
+        <w:rPr>
+          <w:b/>
+          <w:color w:val="0B0B0B"/>
+        </w:rPr>
+        <w:t>Как снимается.</w:t>
+      </w:r>
+      <w:r>
+        <w:rPr>
+          <w:color w:val="0B0B0B"/>
+        </w:rPr>
+        <w:t xml:space="preserve"> Черновик отдаётся готовым, с проставленными источниками — в записке есть отдельное приложение «Карта источников», где против каждого числа стоит лист, ячейка или прогон. Работа Ерлана тогда — проверка, правка формулировок и принятие на себя, а не реконструкция. Это укладывается в срок; реконструкция — нет.</w:t>
+      </w:r>
+    </w:p>
+    <w:p>
+      <w:pPr>
+        <w:pStyle w:val="Heading2"/>
+      </w:pPr>
+      <w:r>
+        <w:t>Что снимает главную блокировку</w:t>
       </w:r>
     </w:p>
     <w:p>
@@ -51,7 +465,20 @@
         <w:rPr>
           <w:color w:val="0B0B0B"/>
         </w:rPr>
-        <w:t>После защиты работы по риск-аппетиту Дамир поставил четыре обращения: пересобрать записку со сторилайном и донастроить триггеры; довести меры реагирования до разбора всех случаев для Sabila; оценить саму рамку — управляет она риском или это процесс ради процесса; разобрать CoR с мастер-шкалой и упаковать зонирование в переносимый инструмент.</w:t>
+        <w:t xml:space="preserve">Раньше записка считалась заблокированной вопросом В56 — какой собственный капитал предусмотрен для метрики топ-20. </w:t>
+      </w:r>
+      <w:r>
+        <w:rPr>
+          <w:b/>
+          <w:color w:val="0B0B0B"/>
+        </w:rPr>
+        <w:t>Это снято постановкой:</w:t>
+      </w:r>
+      <w:r>
+        <w:rPr>
+          <w:color w:val="0B0B0B"/>
+        </w:rPr>
+        <w:t xml:space="preserve"> записка не решает вопрос, а выносит его как развилку.</w:t>
       </w:r>
     </w:p>
     <w:p>
@@ -62,31 +489,33 @@
         <w:rPr>
           <w:color w:val="0B0B0B"/>
         </w:rPr>
-        <w:t>Сведено в один вопрос:</w:t>
+        <w:t xml:space="preserve">Обнаружено: на листе 50-1 на одну дату </w:t>
       </w:r>
-    </w:p>
-    <w:p>
-      <w:pPr>
-        <w:ind w:left="480"/>
-      </w:pPr>
       <w:r>
         <w:rPr>
-          <w:i/>
-          <w:color w:val="5A5A5A"/>
+          <w:b/>
+          <w:color w:val="0B0B0B"/>
         </w:rPr>
-        <w:t>**Управляет ли действующая система риск-аппетита кредитным риском Банка — и если нет,</w:t>
+        <w:t>два разных «Собственных капитала»</w:t>
       </w:r>
-    </w:p>
-    <w:p>
-      <w:pPr>
-        <w:ind w:left="480"/>
-      </w:pPr>
       <w:r>
         <w:rPr>
-          <w:i/>
-          <w:color w:val="5A5A5A"/>
+          <w:color w:val="0B0B0B"/>
         </w:rPr>
-        <w:t>что менять: основание измерения, механизм реагирования, устройство рамки или всё три.**</w:t>
+        <w:t xml:space="preserve"> — 442 346,331 млн ₸ в знаменателе топ-20 и 550 245,387 млн ₸ в числителе k2, разница 24,39 %. При первом метрика даёт перелимит +6,50 пп, при втором — запас +13,40 пп. Соответственно уровень может быть </w:t>
+      </w:r>
+      <w:r>
+        <w:rPr>
+          <w:b/>
+          <w:color w:val="0B0B0B"/>
+        </w:rPr>
+        <w:t>95 %, 108,63 % или 118,17 %</w:t>
+      </w:r>
+      <w:r>
+        <w:rPr>
+          <w:color w:val="0B0B0B"/>
+        </w:rPr>
+        <w:t>, и все три варианта выносятся на уполномоченный орган вместе, с ценой каждого.</w:t>
       </w:r>
     </w:p>
     <w:p>
@@ -97,20 +526,7 @@
         <w:rPr>
           <w:color w:val="0B0B0B"/>
         </w:rPr>
-        <w:t xml:space="preserve">Итог — решение </w:t>
-      </w:r>
-      <w:r>
-        <w:rPr>
-          <w:b/>
-          <w:color w:val="0B0B0B"/>
-        </w:rPr>
-        <w:t>пивот / достройка / актуализация</w:t>
-      </w:r>
-      <w:r>
-        <w:rPr>
-          <w:color w:val="0B0B0B"/>
-        </w:rPr>
-        <w:t>. Его принимает Дамир и вышестоящие. Наша задача — не рекомендация, а пакет проверяемых утверждений, по которому это решение можно принять.</w:t>
+        <w:t>Такая постановка честнее и не требует ждать ответа: выбор всё равно не наш.</w:t>
       </w:r>
     </w:p>
     <w:p>
@@ -118,18 +534,7 @@
         <w:pStyle w:val="Heading2"/>
       </w:pPr>
       <w:r>
-        <w:t>Где мы сейчас</w:t>
-      </w:r>
-    </w:p>
-    <w:p>
-      <w:pPr>
-        <w:jc w:val="both"/>
-      </w:pPr>
-      <w:r>
-        <w:rPr>
-          <w:color w:val="0B0B0B"/>
-        </w:rPr>
-        <w:t>Четыре слоя, нижний обесценивает верхний:</w:t>
+        <w:t>Распределение по этапу 1</w:t>
       </w:r>
     </w:p>
     <w:tbl>
@@ -155,7 +560,7 @@
                 <w:b/>
                 <w:color w:val="0B0B0B"/>
               </w:rPr>
-              <w:t>Слой</w:t>
+              <w:t>Кому</w:t>
             </w:r>
           </w:p>
         </w:tc>
@@ -169,7 +574,7 @@
                 <w:b/>
                 <w:color w:val="0B0B0B"/>
               </w:rPr>
-              <w:t>Что спрашивает</w:t>
+              <w:t>Что</w:t>
             </w:r>
           </w:p>
         </w:tc>
@@ -183,7 +588,7 @@
                 <w:b/>
                 <w:color w:val="0B0B0B"/>
               </w:rPr>
-              <w:t>Состояние</w:t>
+              <w:t>К какому сроку</w:t>
             </w:r>
           </w:p>
         </w:tc>
@@ -199,7 +604,7 @@
                 <w:b/>
                 <w:color w:val="0B0B0B"/>
               </w:rPr>
-              <w:t>А — основание</w:t>
+              <w:t>Ерлан — через Айдара</w:t>
             </w:r>
           </w:p>
         </w:tc>
@@ -212,7 +617,7 @@
               <w:rPr>
                 <w:color w:val="0B0B0B"/>
               </w:rPr>
-              <w:t>держатся ли числа, которые меряем</w:t>
+              <w:t>проверить черновик записки по карте источников, поправить формулировки, принять на себя</w:t>
             </w:r>
           </w:p>
         </w:tc>
@@ -223,10 +628,9 @@
           <w:p>
             <w:r>
               <w:rPr>
-                <w:b/>
                 <w:color w:val="0B0B0B"/>
               </w:rPr>
-              <w:t>вскрыт и частично обрушен</w:t>
+              <w:t>до согласования</w:t>
             </w:r>
           </w:p>
         </w:tc>
@@ -242,7 +646,7 @@
                 <w:b/>
                 <w:color w:val="0B0B0B"/>
               </w:rPr>
-              <w:t>Б — механизм</w:t>
+              <w:t>Айдар</w:t>
             </w:r>
           </w:p>
         </w:tc>
@@ -255,7 +659,7 @@
               <w:rPr>
                 <w:color w:val="0B0B0B"/>
               </w:rPr>
-              <w:t>ловит ли конструкция ухудшение вовремя</w:t>
+              <w:t>согласовать передачу задачи; сверить нарратив с тем, что докладывалось Дамиру</w:t>
             </w:r>
           </w:p>
         </w:tc>
@@ -268,7 +672,7 @@
               <w:rPr>
                 <w:color w:val="0B0B0B"/>
               </w:rPr>
-              <w:t>собран, ждёт содержания мер</w:t>
+              <w:t>сразу</w:t>
             </w:r>
           </w:p>
         </w:tc>
@@ -284,7 +688,7 @@
                 <w:b/>
                 <w:color w:val="0B0B0B"/>
               </w:rPr>
-              <w:t>В — рамка</w:t>
+              <w:t>Sabila</w:t>
             </w:r>
           </w:p>
         </w:tc>
@@ -297,7 +701,7 @@
               <w:rPr>
                 <w:color w:val="0B0B0B"/>
               </w:rPr>
-              <w:t>управляет ли система риском вообще</w:t>
+              <w:t>заполнить шаблон: 48 случаев, колонки «Мера», «Основание», «Ответственный», «Срок». Где процедуры нет — так и написать: это отдельный результат</w:t>
             </w:r>
           </w:p>
         </w:tc>
@@ -310,7 +714,7 @@
               <w:rPr>
                 <w:color w:val="0B0B0B"/>
               </w:rPr>
-              <w:t>материал собран, оценка не написана</w:t>
+              <w:t>до согласования</w:t>
             </w:r>
           </w:p>
         </w:tc>
@@ -326,7 +730,7 @@
                 <w:b/>
                 <w:color w:val="0B0B0B"/>
               </w:rPr>
-              <w:t>Г — воспроизводимость</w:t>
+              <w:t>Мирас</w:t>
             </w:r>
           </w:p>
         </w:tc>
@@ -339,7 +743,7 @@
               <w:rPr>
                 <w:color w:val="0B0B0B"/>
               </w:rPr>
-              <w:t>можно ли передать и повторять ежегодно</w:t>
+              <w:t>отправить вопросы владельцам отчёта и расчёта; сопровождать согласование</w:t>
             </w:r>
           </w:p>
         </w:tc>
@@ -352,137 +756,15 @@
               <w:rPr>
                 <w:color w:val="0B0B0B"/>
               </w:rPr>
-              <w:t>структура согласована, кода нет</w:t>
+              <w:t>сразу</w:t>
             </w:r>
           </w:p>
         </w:tc>
       </w:tr>
-    </w:tbl>
-    <w:p/>
-    <w:p>
-      <w:pPr>
-        <w:jc w:val="both"/>
-      </w:pPr>
-      <w:r>
-        <w:rPr>
-          <w:b/>
-          <w:color w:val="0B0B0B"/>
-        </w:rPr>
-        <w:t>Три вещи, которые надо знать про слой А.</w:t>
-      </w:r>
-      <w:r>
-        <w:rPr>
-          <w:color w:val="0B0B0B"/>
-        </w:rPr>
-        <w:t xml:space="preserve"> На листе 50-1 формы 50 на одну дату </w:t>
-      </w:r>
-      <w:r>
-        <w:rPr>
-          <w:b/>
-          <w:color w:val="0B0B0B"/>
-        </w:rPr>
-        <w:t>два разных «Собственных капитала»</w:t>
-      </w:r>
-      <w:r>
-        <w:rPr>
-          <w:color w:val="0B0B0B"/>
-        </w:rPr>
-        <w:t xml:space="preserve">: топ-20 делится на 442 346 млн ₸, а k2 считается от 550 245 млн ₸. При первом метрика даёт перелимит +6,50 пп, при втором — запас +13,40 пп. Дальше: </w:t>
-      </w:r>
-      <w:r>
-        <w:rPr>
-          <w:b/>
-          <w:color w:val="0B0B0B"/>
-        </w:rPr>
-        <w:t>ACARI остаётся зелёным при k1 = 0, ALRI — при HLA = 0</w:t>
-      </w:r>
-      <w:r>
-        <w:rPr>
-          <w:color w:val="0B0B0B"/>
-        </w:rPr>
-        <w:t xml:space="preserve">, потому что оба есть среднее арифметическое трёх коэффициентов разного масштаба. И </w:t>
-      </w:r>
-      <w:r>
-        <w:rPr>
-          <w:b/>
-          <w:color w:val="0B0B0B"/>
-        </w:rPr>
-        <w:t>CoR не имеет формулы ни на одном листе</w:t>
-      </w:r>
-      <w:r>
-        <w:rPr>
-          <w:color w:val="0B0B0B"/>
-        </w:rPr>
-        <w:t xml:space="preserve"> формы — числа вписаны.</w:t>
-      </w:r>
-    </w:p>
-    <w:p>
-      <w:pPr>
-        <w:jc w:val="both"/>
-      </w:pPr>
-      <w:r>
-        <w:rPr>
-          <w:b/>
-          <w:color w:val="0B0B0B"/>
-        </w:rPr>
-        <w:t>Что закрыто и снимает один из поводов для пивота.</w:t>
-      </w:r>
-      <w:r>
-        <w:rPr>
-          <w:color w:val="0B0B0B"/>
-        </w:rPr>
-        <w:t xml:space="preserve"> Мастер-шкала 1–50 расшифрована: это матрица «рейтинг заёмщика 1–10 × рейтинг сделки I–V» из Приложения № 5.9 к Методике провизий, отсечение 33 равно счёту приемлемых сочетаний. База </w:t>
-      </w:r>
-      <w:r>
-        <w:rPr>
-          <w:b/>
-          <w:color w:val="0B0B0B"/>
-        </w:rPr>
-        <w:t>общая с провизиями</w:t>
-      </w:r>
-      <w:r>
-        <w:rPr>
-          <w:color w:val="0B0B0B"/>
-        </w:rPr>
-        <w:t xml:space="preserve">, специфично для аппетита только отсечение. Версия «аппетит измеряет то, чем нигде не управляют» </w:t>
-      </w:r>
-      <w:r>
-        <w:rPr>
-          <w:b/>
-          <w:color w:val="0B0B0B"/>
-        </w:rPr>
-        <w:t>опровергнута</w:t>
-      </w:r>
-      <w:r>
-        <w:rPr>
-          <w:color w:val="0B0B0B"/>
-        </w:rPr>
-        <w:t>.</w:t>
-      </w:r>
-    </w:p>
-    <w:p>
-      <w:pPr>
-        <w:pStyle w:val="Heading2"/>
-      </w:pPr>
-      <w:r>
-        <w:t>Кто что делает</w:t>
-      </w:r>
-    </w:p>
-    <w:tbl>
-      <w:tblPr>
-        <w:tblStyle w:val="TableGrid"/>
-        <w:tblW w:type="auto" w:w="0"/>
-        <w:jc w:val="center"/>
-        <w:tblLook w:firstColumn="1" w:firstRow="1" w:lastColumn="0" w:lastRow="0" w:noHBand="0" w:noVBand="1" w:val="04A0"/>
-      </w:tblPr>
-      <w:tblGrid>
-        <w:gridCol w:w="4320"/>
-        <w:gridCol w:w="4320"/>
-      </w:tblGrid>
       <w:tr>
         <w:tc>
           <w:tcPr>
-            <w:tcW w:type="dxa" w:w="4320"/>
+            <w:tcW w:type="dxa" w:w="2880"/>
           </w:tcPr>
           <w:p>
             <w:r>
@@ -490,21 +772,33 @@
                 <w:b/>
                 <w:color w:val="0B0B0B"/>
               </w:rPr>
-              <w:t>Кому</w:t>
+              <w:t>Дамир</w:t>
             </w:r>
           </w:p>
         </w:tc>
         <w:tc>
           <w:tcPr>
-            <w:tcW w:type="dxa" w:w="4320"/>
+            <w:tcW w:type="dxa" w:w="2880"/>
           </w:tcPr>
           <w:p>
             <w:r>
               <w:rPr>
-                <w:b/>
                 <w:color w:val="0B0B0B"/>
               </w:rPr>
-              <w:t>Что</w:t>
+              <w:t>решение по этапу 2 и его срокам</w:t>
+            </w:r>
+          </w:p>
+        </w:tc>
+        <w:tc>
+          <w:tcPr>
+            <w:tcW w:type="dxa" w:w="2880"/>
+          </w:tcPr>
+          <w:p>
+            <w:r>
+              <w:rPr>
+                <w:color w:val="0B0B0B"/>
+              </w:rPr>
+              <w:t>после этапа 1</w:t>
             </w:r>
           </w:p>
         </w:tc>
@@ -512,166 +806,7 @@
       <w:tr>
         <w:tc>
           <w:tcPr>
-            <w:tcW w:type="dxa" w:w="4320"/>
-          </w:tcPr>
-          <w:p>
-            <w:r>
-              <w:rPr>
-                <w:b/>
-                <w:color w:val="0B0B0B"/>
-              </w:rPr>
-              <w:t>Sabila</w:t>
-            </w:r>
-          </w:p>
-        </w:tc>
-        <w:tc>
-          <w:tcPr>
-            <w:tcW w:type="dxa" w:w="4320"/>
-          </w:tcPr>
-          <w:p>
-            <w:r>
-              <w:rPr>
-                <w:color w:val="0B0B0B"/>
-              </w:rPr>
-              <w:t xml:space="preserve">содержание мер R0…R4 из действующих процедур; где процедуры нет — фиксировать это как результат. Форма — § 8 </w:t>
-            </w:r>
-            <w:r>
-              <w:rPr>
-                <w:rFonts w:ascii="Consolas" w:hAnsi="Consolas"/>
-                <w:color w:val="0B0B0B"/>
-                <w:sz w:val="19"/>
-              </w:rPr>
-              <w:t>MEASURES_FSM.md</w:t>
-            </w:r>
-          </w:p>
-        </w:tc>
-      </w:tr>
-      <w:tr>
-        <w:tc>
-          <w:tcPr>
-            <w:tcW w:type="dxa" w:w="4320"/>
-          </w:tcPr>
-          <w:p>
-            <w:r>
-              <w:rPr>
-                <w:b/>
-                <w:color w:val="0B0B0B"/>
-              </w:rPr>
-              <w:t>Айдар</w:t>
-            </w:r>
-          </w:p>
-        </w:tc>
-        <w:tc>
-          <w:tcPr>
-            <w:tcW w:type="dxa" w:w="4320"/>
-          </w:tcPr>
-          <w:p>
-            <w:r>
-              <w:rPr>
-                <w:color w:val="0B0B0B"/>
-              </w:rPr>
-              <w:t>вход по PD/LGD и стрессовым параметрам</w:t>
-            </w:r>
-          </w:p>
-        </w:tc>
-      </w:tr>
-      <w:tr>
-        <w:tc>
-          <w:tcPr>
-            <w:tcW w:type="dxa" w:w="4320"/>
-          </w:tcPr>
-          <w:p>
-            <w:r>
-              <w:rPr>
-                <w:b/>
-                <w:color w:val="0B0B0B"/>
-              </w:rPr>
-              <w:t>Ерлан</w:t>
-            </w:r>
-            <w:r>
-              <w:rPr>
-                <w:color w:val="0B0B0B"/>
-              </w:rPr>
-              <w:t xml:space="preserve"> (через Айдара)</w:t>
-            </w:r>
-          </w:p>
-        </w:tc>
-        <w:tc>
-          <w:tcPr>
-            <w:tcW w:type="dxa" w:w="4320"/>
-          </w:tcPr>
-          <w:p>
-            <w:r>
-              <w:rPr>
-                <w:color w:val="0B0B0B"/>
-              </w:rPr>
-              <w:t>два дефекта рейтинговых моделей; расчёт по донастройке триггеров</w:t>
-            </w:r>
-          </w:p>
-        </w:tc>
-      </w:tr>
-      <w:tr>
-        <w:tc>
-          <w:tcPr>
-            <w:tcW w:type="dxa" w:w="4320"/>
-          </w:tcPr>
-          <w:p>
-            <w:r>
-              <w:rPr>
-                <w:b/>
-                <w:color w:val="0B0B0B"/>
-              </w:rPr>
-              <w:t>Мирас</w:t>
-            </w:r>
-          </w:p>
-        </w:tc>
-        <w:tc>
-          <w:tcPr>
-            <w:tcW w:type="dxa" w:w="4320"/>
-          </w:tcPr>
-          <w:p>
-            <w:r>
-              <w:rPr>
-                <w:color w:val="0B0B0B"/>
-              </w:rPr>
-              <w:t>запросы наружу, оценка рамки по FSB, обратный стресс, инструмент, записка v0.6</w:t>
-            </w:r>
-          </w:p>
-        </w:tc>
-      </w:tr>
-      <w:tr>
-        <w:tc>
-          <w:tcPr>
-            <w:tcW w:type="dxa" w:w="4320"/>
-          </w:tcPr>
-          <w:p>
-            <w:r>
-              <w:rPr>
-                <w:b/>
-                <w:color w:val="0B0B0B"/>
-              </w:rPr>
-              <w:t>Дамир и вышестоящие</w:t>
-            </w:r>
-          </w:p>
-        </w:tc>
-        <w:tc>
-          <w:tcPr>
-            <w:tcW w:type="dxa" w:w="4320"/>
-          </w:tcPr>
-          <w:p>
-            <w:r>
-              <w:rPr>
-                <w:color w:val="0B0B0B"/>
-              </w:rPr>
-              <w:t>решение пивот / достройка / актуализация</w:t>
-            </w:r>
-          </w:p>
-        </w:tc>
-      </w:tr>
-      <w:tr>
-        <w:tc>
-          <w:tcPr>
-            <w:tcW w:type="dxa" w:w="4320"/>
+            <w:tcW w:type="dxa" w:w="2880"/>
           </w:tcPr>
           <w:p>
             <w:r>
@@ -685,14 +820,27 @@
         </w:tc>
         <w:tc>
           <w:tcPr>
-            <w:tcW w:type="dxa" w:w="4320"/>
+            <w:tcW w:type="dxa" w:w="2880"/>
           </w:tcPr>
           <w:p>
             <w:r>
               <w:rPr>
                 <w:color w:val="0B0B0B"/>
               </w:rPr>
-              <w:t>знаменатель топ-20 и уровень; смысл числа 95; пороги механизма; утверждение мер</w:t>
+              <w:t>знаменатель и уровень; смена смысла числа 95; N гистерезиса и порог панельного правила; утверждение мер</w:t>
+            </w:r>
+          </w:p>
+        </w:tc>
+        <w:tc>
+          <w:tcPr>
+            <w:tcW w:type="dxa" w:w="2880"/>
+          </w:tcPr>
+          <w:p>
+            <w:r>
+              <w:rPr>
+                <w:color w:val="0B0B0B"/>
+              </w:rPr>
+              <w:t>на комитете</w:t>
             </w:r>
           </w:p>
         </w:tc>
@@ -701,28 +849,10 @@
     <w:p/>
     <w:p>
       <w:pPr>
-        <w:jc w:val="both"/>
-      </w:pPr>
-      <w:r>
-        <w:rPr>
-          <w:b/>
-          <w:color w:val="0B0B0B"/>
-        </w:rPr>
-        <w:t>Начинать можно сегодня, ничем не блокировано:</w:t>
-      </w:r>
-      <w:r>
-        <w:rPr>
-          <w:color w:val="0B0B0B"/>
-        </w:rPr>
-        <w:t xml:space="preserve"> оценка рамки, обратный стресс на оставшиеся метрики, запрос по агрегированию ACARI/ALRI, инструмент зонирования — и меры, которые ждут только Sabila.</w:t>
-      </w:r>
-    </w:p>
-    <w:p>
-      <w:pPr>
         <w:pStyle w:val="Heading2"/>
       </w:pPr>
       <w:r>
-        <w:t>Запросы наружу</w:t>
+        <w:t>Вопросы наружу — отправить сейчас, ответы нужны к согласованию</w:t>
       </w:r>
     </w:p>
     <w:p>
@@ -733,20 +863,20 @@
         <w:rPr>
           <w:color w:val="0B0B0B"/>
         </w:rPr>
-        <w:t xml:space="preserve">Главное узкое место: </w:t>
+        <w:t xml:space="preserve">Четыре из шести адресованы владельцам, </w:t>
       </w:r>
       <w:r>
         <w:rPr>
           <w:b/>
           <w:color w:val="0B0B0B"/>
         </w:rPr>
-        <w:t>четыре запроса из шести адресованы владельцам, имена которых в контуре не установлены.</w:t>
+        <w:t>имена которых в контуре не установлены</w:t>
       </w:r>
       <w:r>
         <w:rPr>
           <w:color w:val="0B0B0B"/>
         </w:rPr>
-        <w:t xml:space="preserve"> Это первое, что нужно снять — у них нет адресата, а не исполнителя.</w:t>
+        <w:t>. Это первое, что надо снять: у этих пунктов нет адресата, а не исполнителя.</w:t>
       </w:r>
     </w:p>
     <w:tbl>
@@ -757,15 +887,14 @@
         <w:tblLook w:firstColumn="1" w:firstRow="1" w:lastColumn="0" w:lastRow="0" w:noHBand="0" w:noVBand="1" w:val="04A0"/>
       </w:tblPr>
       <w:tblGrid>
-        <w:gridCol w:w="2160"/>
-        <w:gridCol w:w="2160"/>
-        <w:gridCol w:w="2160"/>
-        <w:gridCol w:w="2160"/>
+        <w:gridCol w:w="2880"/>
+        <w:gridCol w:w="2880"/>
+        <w:gridCol w:w="2880"/>
       </w:tblGrid>
       <w:tr>
         <w:tc>
           <w:tcPr>
-            <w:tcW w:type="dxa" w:w="2160"/>
+            <w:tcW w:type="dxa" w:w="2880"/>
           </w:tcPr>
           <w:p>
             <w:r>
@@ -779,7 +908,7 @@
         </w:tc>
         <w:tc>
           <w:tcPr>
-            <w:tcW w:type="dxa" w:w="2160"/>
+            <w:tcW w:type="dxa" w:w="2880"/>
           </w:tcPr>
           <w:p>
             <w:r>
@@ -793,7 +922,7 @@
         </w:tc>
         <w:tc>
           <w:tcPr>
-            <w:tcW w:type="dxa" w:w="2160"/>
+            <w:tcW w:type="dxa" w:w="2880"/>
           </w:tcPr>
           <w:p>
             <w:r>
@@ -805,25 +934,11 @@
             </w:r>
           </w:p>
         </w:tc>
-        <w:tc>
-          <w:tcPr>
-            <w:tcW w:type="dxa" w:w="2160"/>
-          </w:tcPr>
-          <w:p>
-            <w:r>
-              <w:rPr>
-                <w:b/>
-                <w:color w:val="0B0B0B"/>
-              </w:rPr>
-              <w:t>Что блокирует</w:t>
-            </w:r>
-          </w:p>
-        </w:tc>
       </w:tr>
       <w:tr>
         <w:tc>
           <w:tcPr>
-            <w:tcW w:type="dxa" w:w="2160"/>
+            <w:tcW w:type="dxa" w:w="2880"/>
           </w:tcPr>
           <w:p>
             <w:r>
@@ -837,7 +952,7 @@
         </w:tc>
         <w:tc>
           <w:tcPr>
-            <w:tcW w:type="dxa" w:w="2160"/>
+            <w:tcW w:type="dxa" w:w="2880"/>
           </w:tcPr>
           <w:p>
             <w:r>
@@ -850,7 +965,7 @@
         </w:tc>
         <w:tc>
           <w:tcPr>
-            <w:tcW w:type="dxa" w:w="2160"/>
+            <w:tcW w:type="dxa" w:w="2880"/>
           </w:tcPr>
           <w:p>
             <w:r>
@@ -861,31 +976,11 @@
             </w:r>
           </w:p>
         </w:tc>
-        <w:tc>
-          <w:tcPr>
-            <w:tcW w:type="dxa" w:w="2160"/>
-          </w:tcPr>
-          <w:p>
-            <w:r>
-              <w:rPr>
-                <w:b/>
-                <w:color w:val="0B0B0B"/>
-              </w:rPr>
-              <w:t>записку v0.6 целиком</w:t>
-            </w:r>
-            <w:r>
-              <w:rPr>
-                <w:color w:val="0B0B0B"/>
-              </w:rPr>
-              <w:t>: без ответа нельзя сказать ни что лимит нарушен, ни что нет</w:t>
-            </w:r>
-          </w:p>
-        </w:tc>
       </w:tr>
       <w:tr>
         <w:tc>
           <w:tcPr>
-            <w:tcW w:type="dxa" w:w="2160"/>
+            <w:tcW w:type="dxa" w:w="2880"/>
           </w:tcPr>
           <w:p>
             <w:r>
@@ -899,14 +994,14 @@
         </w:tc>
         <w:tc>
           <w:tcPr>
-            <w:tcW w:type="dxa" w:w="2160"/>
+            <w:tcW w:type="dxa" w:w="2880"/>
           </w:tcPr>
           <w:p>
             <w:r>
               <w:rPr>
                 <w:color w:val="0B0B0B"/>
               </w:rPr>
-              <w:t xml:space="preserve">Формула CoR: числитель, знаменатель, аннуализация. Что написано в заголовке строки CoR на листе </w:t>
+              <w:t xml:space="preserve">Формула CoR. Что написано в заголовке строки CoR на листе </w:t>
             </w:r>
             <w:r>
               <w:rPr>
@@ -926,7 +1021,7 @@
         </w:tc>
         <w:tc>
           <w:tcPr>
-            <w:tcW w:type="dxa" w:w="2160"/>
+            <w:tcW w:type="dxa" w:w="2880"/>
           </w:tcPr>
           <w:p>
             <w:r>
@@ -937,24 +1032,11 @@
             </w:r>
           </w:p>
         </w:tc>
-        <w:tc>
-          <w:tcPr>
-            <w:tcW w:type="dxa" w:w="2160"/>
-          </w:tcPr>
-          <w:p>
-            <w:r>
-              <w:rPr>
-                <w:color w:val="0B0B0B"/>
-              </w:rPr>
-              <w:t>разметку обеих метрик CoR</w:t>
-            </w:r>
-          </w:p>
-        </w:tc>
       </w:tr>
       <w:tr>
         <w:tc>
           <w:tcPr>
-            <w:tcW w:type="dxa" w:w="2160"/>
+            <w:tcW w:type="dxa" w:w="2880"/>
           </w:tcPr>
           <w:p>
             <w:r>
@@ -968,7 +1050,7 @@
         </w:tc>
         <w:tc>
           <w:tcPr>
-            <w:tcW w:type="dxa" w:w="2160"/>
+            <w:tcW w:type="dxa" w:w="2880"/>
           </w:tcPr>
           <w:p>
             <w:r>
@@ -981,7 +1063,7 @@
         </w:tc>
         <w:tc>
           <w:tcPr>
-            <w:tcW w:type="dxa" w:w="2160"/>
+            <w:tcW w:type="dxa" w:w="2880"/>
           </w:tcPr>
           <w:p>
             <w:r>
@@ -992,24 +1074,11 @@
             </w:r>
           </w:p>
         </w:tc>
-        <w:tc>
-          <w:tcPr>
-            <w:tcW w:type="dxa" w:w="2160"/>
-          </w:tcPr>
-          <w:p>
-            <w:r>
-              <w:rPr>
-                <w:color w:val="0B0B0B"/>
-              </w:rPr>
-              <w:t>какое число выносилось на УО</w:t>
-            </w:r>
-          </w:p>
-        </w:tc>
       </w:tr>
       <w:tr>
         <w:tc>
           <w:tcPr>
-            <w:tcW w:type="dxa" w:w="2160"/>
+            <w:tcW w:type="dxa" w:w="2880"/>
           </w:tcPr>
           <w:p>
             <w:r>
@@ -1023,20 +1092,20 @@
         </w:tc>
         <w:tc>
           <w:tcPr>
-            <w:tcW w:type="dxa" w:w="2160"/>
+            <w:tcW w:type="dxa" w:w="2880"/>
           </w:tcPr>
           <w:p>
             <w:r>
               <w:rPr>
                 <w:color w:val="0B0B0B"/>
               </w:rPr>
-              <w:t>Лимит HLA: 20 % (форма), 25 % (записка) или 25 % (граница красной зоны)</w:t>
+              <w:t>Лимит HLA: 20 % (форма), 25 % (записка), 25 % (граница красной зоны)</w:t>
             </w:r>
           </w:p>
         </w:tc>
         <w:tc>
           <w:tcPr>
-            <w:tcW w:type="dxa" w:w="2160"/>
+            <w:tcW w:type="dxa" w:w="2880"/>
           </w:tcPr>
           <w:p>
             <w:r>
@@ -1047,24 +1116,11 @@
             </w:r>
           </w:p>
         </w:tc>
-        <w:tc>
-          <w:tcPr>
-            <w:tcW w:type="dxa" w:w="2160"/>
-          </w:tcPr>
-          <w:p>
-            <w:r>
-              <w:rPr>
-                <w:color w:val="0B0B0B"/>
-              </w:rPr>
-              <w:t>запас по HLA недоказуем</w:t>
-            </w:r>
-          </w:p>
-        </w:tc>
       </w:tr>
       <w:tr>
         <w:tc>
           <w:tcPr>
-            <w:tcW w:type="dxa" w:w="2160"/>
+            <w:tcW w:type="dxa" w:w="2880"/>
           </w:tcPr>
           <w:p>
             <w:r>
@@ -1078,20 +1134,20 @@
         </w:tc>
         <w:tc>
           <w:tcPr>
-            <w:tcW w:type="dxa" w:w="2160"/>
+            <w:tcW w:type="dxa" w:w="2880"/>
           </w:tcPr>
           <w:p>
             <w:r>
               <w:rPr>
                 <w:color w:val="0B0B0B"/>
               </w:rPr>
-              <w:t>Утверждён ли способ агрегирования ACARI и ALRI как среднее трёх коэффициентов и рассматривался ли эффект масштаба</w:t>
+              <w:t>Утверждён ли способ агрегирования ACARI и ALRI как среднее трёх коэффициентов</w:t>
             </w:r>
           </w:p>
         </w:tc>
         <w:tc>
           <w:tcPr>
-            <w:tcW w:type="dxa" w:w="2160"/>
+            <w:tcW w:type="dxa" w:w="2880"/>
           </w:tcPr>
           <w:p>
             <w:r>
@@ -1102,24 +1158,11 @@
             </w:r>
           </w:p>
         </w:tc>
-        <w:tc>
-          <w:tcPr>
-            <w:tcW w:type="dxa" w:w="2160"/>
-          </w:tcPr>
-          <w:p>
-            <w:r>
-              <w:rPr>
-                <w:color w:val="0B0B0B"/>
-              </w:rPr>
-              <w:t>оценку рамки по двум метрикам</w:t>
-            </w:r>
-          </w:p>
-        </w:tc>
       </w:tr>
       <w:tr>
         <w:tc>
           <w:tcPr>
-            <w:tcW w:type="dxa" w:w="2160"/>
+            <w:tcW w:type="dxa" w:w="2880"/>
           </w:tcPr>
           <w:p>
             <w:r>
@@ -1133,7 +1176,7 @@
         </w:tc>
         <w:tc>
           <w:tcPr>
-            <w:tcW w:type="dxa" w:w="2160"/>
+            <w:tcW w:type="dxa" w:w="2880"/>
           </w:tcPr>
           <w:p>
             <w:r>
@@ -1146,27 +1189,14 @@
         </w:tc>
         <w:tc>
           <w:tcPr>
-            <w:tcW w:type="dxa" w:w="2160"/>
+            <w:tcW w:type="dxa" w:w="2880"/>
           </w:tcPr>
           <w:p>
             <w:r>
               <w:rPr>
                 <w:color w:val="0B0B0B"/>
               </w:rPr>
-              <w:t>подразделение управленческой отчётности — через Дамира</w:t>
-            </w:r>
-          </w:p>
-        </w:tc>
-        <w:tc>
-          <w:tcPr>
-            <w:tcW w:type="dxa" w:w="2160"/>
-          </w:tcPr>
-          <w:p>
-            <w:r>
-              <w:rPr>
-                <w:color w:val="0B0B0B"/>
-              </w:rPr>
-              <w:t>приоритизацию частоты наблюдения</w:t>
+              <w:t>управленческая отчётность — через Дамира</w:t>
             </w:r>
           </w:p>
         </w:tc>
@@ -1181,7 +1211,7 @@
         <w:rPr>
           <w:color w:val="0B0B0B"/>
         </w:rPr>
-        <w:t xml:space="preserve">Отдельно, не запрос, а сообщение о дефекте: </w:t>
+        <w:t xml:space="preserve">Отдельно, не вопрос, а сообщение о дефекте: </w:t>
       </w:r>
       <w:r>
         <w:rPr>
@@ -1194,7 +1224,7 @@
         <w:rPr>
           <w:color w:val="0B0B0B"/>
         </w:rPr>
-        <w:t xml:space="preserve"> (запас и сумма запаса по k1 и k1-2). Лимит разбирается обрезкой текстовой строки и ломается на первой десятичной запятой. Отчёт в таком виде выносится на УО.</w:t>
+        <w:t xml:space="preserve"> — запас и сумма запаса по k1 и k1-2. Лимит разбирается обрезкой текстовой строки и ломается на первой десятичной запятой. Отчёт в таком виде выносится на УО.</w:t>
       </w:r>
     </w:p>
     <w:p>
@@ -1202,25 +1232,7 @@
         <w:pStyle w:val="Heading2"/>
       </w:pPr>
       <w:r>
-        <w:t>Решения, которые нужны от руководства</w:t>
-      </w:r>
-    </w:p>
-    <w:p>
-      <w:pPr>
-        <w:pStyle w:val="ListNumber"/>
-      </w:pPr>
-      <w:r>
-        <w:rPr>
-          <w:b/>
-          <w:color w:val="0B0B0B"/>
-        </w:rPr>
-        <w:t>Знаменатель топ-20 и, как следствие, уровень.</w:t>
-      </w:r>
-      <w:r>
-        <w:rPr>
-          <w:color w:val="0B0B0B"/>
-        </w:rPr>
-        <w:t xml:space="preserve"> Вариантов три, а не два: оставить 95 %</w:t>
+        <w:t>Что переходит на этап 2</w:t>
       </w:r>
     </w:p>
     <w:p>
@@ -1231,25 +1243,7 @@
         <w:rPr>
           <w:color w:val="0B0B0B"/>
         </w:rPr>
-        <w:t>и признать нарушение; пересчитать до 108,63 % по смене базы капитала; привести знаменатель к тому, которым пользуется остальной отчёт, — тогда уровень вышел бы 118,17 %.</w:t>
-      </w:r>
-    </w:p>
-    <w:p>
-      <w:pPr>
-        <w:pStyle w:val="ListNumber"/>
-      </w:pPr>
-      <w:r>
-        <w:rPr>
-          <w:b/>
-          <w:color w:val="0B0B0B"/>
-        </w:rPr>
-        <w:t>Смысл числа 95.</w:t>
-      </w:r>
-      <w:r>
-        <w:rPr>
-          <w:color w:val="0B0B0B"/>
-        </w:rPr>
-        <w:t xml:space="preserve"> При лестничной разметке уровень 95 % выполняет роль риск-ёмкости,</w:t>
+        <w:t>Оценка системы риск-аппетита по международной практике (двенадцать позиций, шесть из которых сейчас отсутствуют: риск-ёмкость, заявление как документ, индикаторы раннего предупреждения, протокол эскалации, каскадирование, обратное стресс-тестирование); стыковка с экономическим капиталом, стресс-тестом и провизиями; инструмент зонирования и ежегодная перекалибровка; обратный стресс на оставшиеся метрики.</w:t>
       </w:r>
     </w:p>
     <w:p>
@@ -1260,36 +1254,20 @@
         <w:rPr>
           <w:color w:val="0B0B0B"/>
         </w:rPr>
-        <w:t>а уровнем риск-аппетита становится граница зелёной зоны. Это смена смысла утверждённого числа, и принимает её УО, а не БРМ.</w:t>
+        <w:t xml:space="preserve">Решение по итогу этапа 2 — </w:t>
       </w:r>
-    </w:p>
-    <w:p>
-      <w:pPr>
-        <w:pStyle w:val="ListNumber"/>
-      </w:pPr>
       <w:r>
         <w:rPr>
           <w:b/>
           <w:color w:val="0B0B0B"/>
         </w:rPr>
-        <w:t>Пивот, достройка или актуализация.</w:t>
+        <w:t>пивот, достройка или актуализация</w:t>
       </w:r>
       <w:r>
         <w:rPr>
           <w:color w:val="0B0B0B"/>
         </w:rPr>
-        <w:t xml:space="preserve"> Сегодняшняя оценка, которую надо будет подтвердить</w:t>
-      </w:r>
-    </w:p>
-    <w:p>
-      <w:pPr>
-        <w:jc w:val="both"/>
-      </w:pPr>
-      <w:r>
-        <w:rPr>
-          <w:color w:val="0B0B0B"/>
-        </w:rPr>
-        <w:t xml:space="preserve">или снять: наиболее вероятна </w:t>
+        <w:t xml:space="preserve">. Сегодняшняя оценка, которую надо будет подтвердить или снять: вероятнее </w:t>
       </w:r>
       <w:r>
         <w:rPr>
@@ -1302,26 +1280,7 @@
         <w:rPr>
           <w:color w:val="0B0B0B"/>
         </w:rPr>
-        <w:t xml:space="preserve"> — шесть позиций рамки из двенадцати отсутствуют (риск-ёмкость, заявление как документ, индикаторы раннего предупреждения, протокол эскалации, каскадирование, обратное стресс-тестирование), и это не дефекты чисел, а отсутствующие части конструкции.</w:t>
-      </w:r>
-    </w:p>
-    <w:p>
-      <w:pPr>
-        <w:pStyle w:val="Heading2"/>
-      </w:pPr>
-      <w:r>
-        <w:t>Чего этот пакет не даст</w:t>
-      </w:r>
-    </w:p>
-    <w:p>
-      <w:pPr>
-        <w:jc w:val="both"/>
-      </w:pPr>
-      <w:r>
-        <w:rPr>
-          <w:color w:val="0B0B0B"/>
-        </w:rPr>
-        <w:t>Независимой оценки — рамку оценивает подразделение, которое её ведёт; компенсируется тем, что каждое утверждение о дефекте опирается на формулу или ячейку первоисточника. Правильности уровней — для этого нужна риск-ёмкость, которой нет. Калибровки порогов на исходах — за 36 месяцев одно превышение лимита и ни одного признанного реализовавшегося риска; доказуема только частота срабатывания, не точность.</w:t>
+        <w:t>, потому что отсутствуют не числа, а части конструкции. Версия «риск-аппетит измеряет то, чем нигде не управляют» уже опровергнута — мастер-шкала общая с провизиями.</w:t>
       </w:r>
     </w:p>
     <w:p>
@@ -1333,13 +1292,13 @@
           <w:b/>
           <w:color w:val="0B0B0B"/>
         </w:rPr>
-        <w:t>Одной строкой: всё упирается в В56.</w:t>
+        <w:t>Одной строкой.</w:t>
       </w:r>
       <w:r>
         <w:rPr>
           <w:color w:val="0B0B0B"/>
         </w:rPr>
-        <w:t xml:space="preserve"> Один вопрос владельцу сводного отчёта снимает блокировку с записки и определяет, какой из трёх вариантов уровня выносить на комитет.</w:t>
+        <w:t xml:space="preserve"> Этап 1 не ждёт ничего, кроме проверки записки и заполнения шаблона: развилка по уровню выносится как развилка, а не как вывод. Ответы на шесть вопросов нужны не для того, чтобы начать, а для того, чтобы закрыть их до комитета.</w:t>
       </w:r>
     </w:p>
     <w:sectPr>

--- a/docs/analysis/risk_appetite/out/Handoff_RA_kredit.docx
+++ b/docs/analysis/risk_appetite/out/Handoff_RA_kredit.docx
@@ -18,7 +18,7 @@
         <w:rPr>
           <w:color w:val="0B0B0B"/>
         </w:rPr>
-        <w:t xml:space="preserve">На 17.09.2026. Развёрнутая версия — </w:t>
+        <w:t xml:space="preserve">На 23.09.2026. Развёрнутая версия — </w:t>
       </w:r>
       <w:r>
         <w:rPr>
@@ -299,7 +299,7 @@
                 <w:b/>
                 <w:color w:val="0B0B0B"/>
               </w:rPr>
-              <w:t>Аналитическая записка v0.6</w:t>
+              <w:t>Аналитическая записка v0.7</w:t>
             </w:r>
           </w:p>
         </w:tc>
@@ -327,13 +327,21 @@
                 <w:color w:val="0B0B0B"/>
                 <w:sz w:val="19"/>
               </w:rPr>
-              <w:t>ZAPISKA_v0_6.md</w:t>
+              <w:t>ZAPISKA_v0_7.md</w:t>
             </w:r>
             <w:r>
               <w:rPr>
                 <w:color w:val="0B0B0B"/>
               </w:rPr>
-              <w:t>, двенадцать разделов плюс карта источников</w:t>
+              <w:t xml:space="preserve">, девять шагов сторилайна плюс карта источников. Дополняется разделом по остальным одиннадцати метрикам — </w:t>
+            </w:r>
+            <w:r>
+              <w:rPr>
+                <w:rFonts w:ascii="Consolas" w:hAnsi="Consolas"/>
+                <w:color w:val="0B0B0B"/>
+                <w:sz w:val="19"/>
+              </w:rPr>
+              <w:t>INSERT_11_metrik.md</w:t>
             </w:r>
           </w:p>
         </w:tc>
@@ -465,20 +473,33 @@
         <w:rPr>
           <w:color w:val="0B0B0B"/>
         </w:rPr>
-        <w:t xml:space="preserve">Раньше записка считалась заблокированной вопросом В56 — какой собственный капитал предусмотрен для метрики топ-20. </w:t>
+        <w:t xml:space="preserve">Записка считалась заблокированной вопросом о знаменателе топ-20. </w:t>
       </w:r>
       <w:r>
         <w:rPr>
           <w:b/>
           <w:color w:val="0B0B0B"/>
         </w:rPr>
-        <w:t>Это снято постановкой:</w:t>
+        <w:t>Вопрос закрыт 17.09.2026:</w:t>
       </w:r>
       <w:r>
         <w:rPr>
           <w:color w:val="0B0B0B"/>
         </w:rPr>
-        <w:t xml:space="preserve"> записка не решает вопрос, а выносит его как развилку.</w:t>
+        <w:t xml:space="preserve"> знаменатель — </w:t>
+      </w:r>
+      <w:r>
+        <w:rPr>
+          <w:b/>
+          <w:color w:val="0B0B0B"/>
+        </w:rPr>
+        <w:t>балансовый собственный капитал</w:t>
+      </w:r>
+      <w:r>
+        <w:rPr>
+          <w:color w:val="0B0B0B"/>
+        </w:rPr>
+        <w:t>, выбор давний и сознательный. Вариант «перейти на регуляторный капитал» снят.</w:t>
       </w:r>
     </w:p>
     <w:p>
@@ -489,44 +510,33 @@
         <w:rPr>
           <w:color w:val="0B0B0B"/>
         </w:rPr>
-        <w:t xml:space="preserve">Обнаружено: на листе 50-1 на одну дату </w:t>
+        <w:t xml:space="preserve">Осталась одна развилка, и она выносится как развилка, а не как вывод: уровень </w:t>
       </w:r>
       <w:r>
         <w:rPr>
           <w:b/>
           <w:color w:val="0B0B0B"/>
         </w:rPr>
-        <w:t>два разных «Собственных капитала»</w:t>
+        <w:t>95 %</w:t>
       </w:r>
       <w:r>
         <w:rPr>
           <w:color w:val="0B0B0B"/>
         </w:rPr>
-        <w:t xml:space="preserve"> — 442 346,331 млн ₸ в знаменателе топ-20 и 550 245,387 млн ₸ в числителе k2, разница 24,39 %. При первом метрика даёт перелимит +6,50 пп, при втором — запас +13,40 пп. Соответственно уровень может быть </w:t>
+        <w:t xml:space="preserve"> на прежней базе или </w:t>
       </w:r>
       <w:r>
         <w:rPr>
           <w:b/>
           <w:color w:val="0B0B0B"/>
         </w:rPr>
-        <w:t>95 %, 108,63 % или 118,17 %</w:t>
+        <w:t>108,63 %</w:t>
       </w:r>
       <w:r>
         <w:rPr>
           <w:color w:val="0B0B0B"/>
         </w:rPr>
-        <w:t>, и все три варианта выносятся на уполномоченный орган вместе, с ценой каждого.</w:t>
-      </w:r>
-    </w:p>
-    <w:p>
-      <w:pPr>
-        <w:jc w:val="both"/>
-      </w:pPr>
-      <w:r>
-        <w:rPr>
-          <w:color w:val="0B0B0B"/>
-        </w:rPr>
-        <w:t>Такая постановка честнее и не требует ждать ответа: выбор всё равно не наш.</w:t>
+        <w:t xml:space="preserve"> на новой. Отношение баз не постоянно (0,7791 → 0,8745 за 30 месяцев), поэтому пересчитанный уровень зависит от якоря; якорь задан правилом — датой перевода показателя, — и выбранный даёт наименьшее из возможных значений. На решение выносятся обе картины.</w:t>
       </w:r>
     </w:p>
     <w:p>
@@ -852,7 +862,7 @@
         <w:pStyle w:val="Heading2"/>
       </w:pPr>
       <w:r>
-        <w:t>Вопросы наружу — отправить сейчас, ответы нужны к согласованию</w:t>
+        <w:t>Вопросы наружу</w:t>
       </w:r>
     </w:p>
     <w:p>
@@ -861,22 +871,46 @@
       </w:pPr>
       <w:r>
         <w:rPr>
+          <w:b/>
           <w:color w:val="0B0B0B"/>
         </w:rPr>
-        <w:t xml:space="preserve">Четыре из шести адресованы владельцам, </w:t>
+        <w:t>Закрыты 17.09.2026 ответами автора:</w:t>
       </w:r>
+      <w:r>
+        <w:rPr>
+          <w:color w:val="0B0B0B"/>
+        </w:rPr>
+        <w:t xml:space="preserve"> знаменатель топ-20 — балансовый капитал; лимит CoR по МСБ — 3,5 % (число 3,3 % на листе 50-2 является опечаткой листа).</w:t>
+      </w:r>
+    </w:p>
+    <w:p>
+      <w:pPr>
+        <w:jc w:val="both"/>
+      </w:pPr>
       <w:r>
         <w:rPr>
           <w:b/>
           <w:color w:val="0B0B0B"/>
         </w:rPr>
-        <w:t>имена которых в контуре не установлены</w:t>
+        <w:t>Сняты как вне периметра БРМ:</w:t>
       </w:r>
       <w:r>
         <w:rPr>
           <w:color w:val="0B0B0B"/>
         </w:rPr>
-        <w:t>. Это первое, что надо снять: у этих пунктов нет адресата, а не исполнителя.</w:t>
+        <w:t xml:space="preserve"> вопросы по лимиту HLA и по способу агрегирования ACARI и ALRI. Эти метрики БРМ не считает; находки передаются владельцам как есть, без нашей интерпретации, и в записку по кредитному риску не выносятся.</w:t>
+      </w:r>
+    </w:p>
+    <w:p>
+      <w:pPr>
+        <w:jc w:val="both"/>
+      </w:pPr>
+      <w:r>
+        <w:rPr>
+          <w:b/>
+          <w:color w:val="0B0B0B"/>
+        </w:rPr>
+        <w:t>Остался один, и он единственный блокирующий:</w:t>
       </w:r>
     </w:p>
     <w:tbl>
@@ -887,14 +921,15 @@
         <w:tblLook w:firstColumn="1" w:firstRow="1" w:lastColumn="0" w:lastRow="0" w:noHBand="0" w:noVBand="1" w:val="04A0"/>
       </w:tblPr>
       <w:tblGrid>
-        <w:gridCol w:w="2880"/>
-        <w:gridCol w:w="2880"/>
-        <w:gridCol w:w="2880"/>
+        <w:gridCol w:w="2160"/>
+        <w:gridCol w:w="2160"/>
+        <w:gridCol w:w="2160"/>
+        <w:gridCol w:w="2160"/>
       </w:tblGrid>
       <w:tr>
         <w:tc>
           <w:tcPr>
-            <w:tcW w:type="dxa" w:w="2880"/>
+            <w:tcW w:type="dxa" w:w="2160"/>
           </w:tcPr>
           <w:p>
             <w:r>
@@ -908,7 +943,7 @@
         </w:tc>
         <w:tc>
           <w:tcPr>
-            <w:tcW w:type="dxa" w:w="2880"/>
+            <w:tcW w:type="dxa" w:w="2160"/>
           </w:tcPr>
           <w:p>
             <w:r>
@@ -922,7 +957,7 @@
         </w:tc>
         <w:tc>
           <w:tcPr>
-            <w:tcW w:type="dxa" w:w="2880"/>
+            <w:tcW w:type="dxa" w:w="2160"/>
           </w:tcPr>
           <w:p>
             <w:r>
@@ -934,11 +969,9 @@
             </w:r>
           </w:p>
         </w:tc>
-      </w:tr>
-      <w:tr>
         <w:tc>
           <w:tcPr>
-            <w:tcW w:type="dxa" w:w="2880"/>
+            <w:tcW w:type="dxa" w:w="2160"/>
           </w:tcPr>
           <w:p>
             <w:r>
@@ -946,33 +979,7 @@
                 <w:b/>
                 <w:color w:val="0B0B0B"/>
               </w:rPr>
-              <w:t>В56</w:t>
-            </w:r>
-          </w:p>
-        </w:tc>
-        <w:tc>
-          <w:tcPr>
-            <w:tcW w:type="dxa" w:w="2880"/>
-          </w:tcPr>
-          <w:p>
-            <w:r>
-              <w:rPr>
-                <w:color w:val="0B0B0B"/>
-              </w:rPr>
-              <w:t>Какой собственный капитал предусмотрен для метрики топ-20 — E11 (442 346) или E52 (550 245)</w:t>
-            </w:r>
-          </w:p>
-        </w:tc>
-        <w:tc>
-          <w:tcPr>
-            <w:tcW w:type="dxa" w:w="2880"/>
-          </w:tcPr>
-          <w:p>
-            <w:r>
-              <w:rPr>
-                <w:color w:val="0B0B0B"/>
-              </w:rPr>
-              <w:t>владелец сводного отчёта</w:t>
+              <w:t>Что блокирует</w:t>
             </w:r>
           </w:p>
         </w:tc>
@@ -980,7 +987,7 @@
       <w:tr>
         <w:tc>
           <w:tcPr>
-            <w:tcW w:type="dxa" w:w="2880"/>
+            <w:tcW w:type="dxa" w:w="2160"/>
           </w:tcPr>
           <w:p>
             <w:r>
@@ -994,14 +1001,14 @@
         </w:tc>
         <w:tc>
           <w:tcPr>
-            <w:tcW w:type="dxa" w:w="2880"/>
+            <w:tcW w:type="dxa" w:w="2160"/>
           </w:tcPr>
           <w:p>
             <w:r>
               <w:rPr>
                 <w:color w:val="0B0B0B"/>
               </w:rPr>
-              <w:t xml:space="preserve">Формула CoR. Что написано в заголовке строки CoR на листе </w:t>
+              <w:t xml:space="preserve">Формула расчёта CoR. Что написано в заголовке строки CoR на листе </w:t>
             </w:r>
             <w:r>
               <w:rPr>
@@ -1021,7 +1028,7 @@
         </w:tc>
         <w:tc>
           <w:tcPr>
-            <w:tcW w:type="dxa" w:w="2880"/>
+            <w:tcW w:type="dxa" w:w="2160"/>
           </w:tcPr>
           <w:p>
             <w:r>
@@ -1032,171 +1039,16 @@
             </w:r>
           </w:p>
         </w:tc>
-      </w:tr>
-      <w:tr>
         <w:tc>
           <w:tcPr>
-            <w:tcW w:type="dxa" w:w="2880"/>
-          </w:tcPr>
-          <w:p>
-            <w:r>
-              <w:rPr>
-                <w:b/>
-                <w:color w:val="0B0B0B"/>
-              </w:rPr>
-              <w:t>В53</w:t>
-            </w:r>
-          </w:p>
-        </w:tc>
-        <w:tc>
-          <w:tcPr>
-            <w:tcW w:type="dxa" w:w="2880"/>
+            <w:tcW w:type="dxa" w:w="2160"/>
           </w:tcPr>
           <w:p>
             <w:r>
               <w:rPr>
                 <w:color w:val="0B0B0B"/>
               </w:rPr>
-              <w:t>Лимит CoR по МСБ: 3,5 % (лист 50-1) или 3,3 % (лист 50-2)</w:t>
-            </w:r>
-          </w:p>
-        </w:tc>
-        <w:tc>
-          <w:tcPr>
-            <w:tcW w:type="dxa" w:w="2880"/>
-          </w:tcPr>
-          <w:p>
-            <w:r>
-              <w:rPr>
-                <w:color w:val="0B0B0B"/>
-              </w:rPr>
-              <w:t>владелец сводного отчёта</w:t>
-            </w:r>
-          </w:p>
-        </w:tc>
-      </w:tr>
-      <w:tr>
-        <w:tc>
-          <w:tcPr>
-            <w:tcW w:type="dxa" w:w="2880"/>
-          </w:tcPr>
-          <w:p>
-            <w:r>
-              <w:rPr>
-                <w:b/>
-                <w:color w:val="0B0B0B"/>
-              </w:rPr>
-              <w:t>В54</w:t>
-            </w:r>
-          </w:p>
-        </w:tc>
-        <w:tc>
-          <w:tcPr>
-            <w:tcW w:type="dxa" w:w="2880"/>
-          </w:tcPr>
-          <w:p>
-            <w:r>
-              <w:rPr>
-                <w:color w:val="0B0B0B"/>
-              </w:rPr>
-              <w:t>Лимит HLA: 20 % (форма), 25 % (записка), 25 % (граница красной зоны)</w:t>
-            </w:r>
-          </w:p>
-        </w:tc>
-        <w:tc>
-          <w:tcPr>
-            <w:tcW w:type="dxa" w:w="2880"/>
-          </w:tcPr>
-          <w:p>
-            <w:r>
-              <w:rPr>
-                <w:color w:val="0B0B0B"/>
-              </w:rPr>
-              <w:t>владелец сводного отчёта</w:t>
-            </w:r>
-          </w:p>
-        </w:tc>
-      </w:tr>
-      <w:tr>
-        <w:tc>
-          <w:tcPr>
-            <w:tcW w:type="dxa" w:w="2880"/>
-          </w:tcPr>
-          <w:p>
-            <w:r>
-              <w:rPr>
-                <w:b/>
-                <w:color w:val="0B0B0B"/>
-              </w:rPr>
-              <w:t>В55</w:t>
-            </w:r>
-          </w:p>
-        </w:tc>
-        <w:tc>
-          <w:tcPr>
-            <w:tcW w:type="dxa" w:w="2880"/>
-          </w:tcPr>
-          <w:p>
-            <w:r>
-              <w:rPr>
-                <w:color w:val="0B0B0B"/>
-              </w:rPr>
-              <w:t>Утверждён ли способ агрегирования ACARI и ALRI как среднее трёх коэффициентов</w:t>
-            </w:r>
-          </w:p>
-        </w:tc>
-        <w:tc>
-          <w:tcPr>
-            <w:tcW w:type="dxa" w:w="2880"/>
-          </w:tcPr>
-          <w:p>
-            <w:r>
-              <w:rPr>
-                <w:color w:val="0B0B0B"/>
-              </w:rPr>
-              <w:t>владелец Методики агрегированных уровней</w:t>
-            </w:r>
-          </w:p>
-        </w:tc>
-      </w:tr>
-      <w:tr>
-        <w:tc>
-          <w:tcPr>
-            <w:tcW w:type="dxa" w:w="2880"/>
-          </w:tcPr>
-          <w:p>
-            <w:r>
-              <w:rPr>
-                <w:b/>
-                <w:color w:val="0B0B0B"/>
-              </w:rPr>
-              <w:t>Д-21</w:t>
-            </w:r>
-          </w:p>
-        </w:tc>
-        <w:tc>
-          <w:tcPr>
-            <w:tcW w:type="dxa" w:w="2880"/>
-          </w:tcPr>
-          <w:p>
-            <w:r>
-              <w:rPr>
-                <w:color w:val="0B0B0B"/>
-              </w:rPr>
-              <w:t>Доли якорных продуктов в портфеле и в процентном доходе</w:t>
-            </w:r>
-          </w:p>
-        </w:tc>
-        <w:tc>
-          <w:tcPr>
-            <w:tcW w:type="dxa" w:w="2880"/>
-          </w:tcPr>
-          <w:p>
-            <w:r>
-              <w:rPr>
-                <w:color w:val="0B0B0B"/>
-              </w:rPr>
-              <w:t>управленческая отчётность — через Дамира</w:t>
+              <w:t>окончательную разметку обеих метрик стоимости риска и разрез по мастер-шкале на этапе 2</w:t>
             </w:r>
           </w:p>
         </w:tc>
@@ -1211,20 +1063,302 @@
         <w:rPr>
           <w:color w:val="0B0B0B"/>
         </w:rPr>
-        <w:t xml:space="preserve">Отдельно, не вопрос, а сообщение о дефекте: </w:t>
+        <w:t xml:space="preserve">Отдельно, не блокирует записку, но нужен для этапа 2: </w:t>
       </w:r>
       <w:r>
         <w:rPr>
           <w:b/>
           <w:color w:val="0B0B0B"/>
         </w:rPr>
-        <w:t>четыре ячейки действующего отчёта возвращают `#VALUE!`</w:t>
+        <w:t>Д-21</w:t>
       </w:r>
       <w:r>
         <w:rPr>
           <w:color w:val="0B0B0B"/>
         </w:rPr>
-        <w:t xml:space="preserve"> — запас и сумма запаса по k1 и k1-2. Лимит разбирается обрезкой текстовой строки и ломается на первой десятичной запятой. Отчёт в таком виде выносится на УО.</w:t>
+        <w:t xml:space="preserve"> — доли якорных продуктов в портфеле и в процентном доходе, через Дамира.</w:t>
+      </w:r>
+    </w:p>
+    <w:p>
+      <w:pPr>
+        <w:pStyle w:val="Heading2"/>
+      </w:pPr>
+      <w:r>
+        <w:t>Охват: что закрыто по данным</w:t>
+      </w:r>
+    </w:p>
+    <w:p>
+      <w:pPr>
+        <w:jc w:val="both"/>
+      </w:pPr>
+      <w:r>
+        <w:rPr>
+          <w:b/>
+          <w:color w:val="0B0B0B"/>
+        </w:rPr>
+        <w:t>Топ-20 — закрыт полностью.</w:t>
+      </w:r>
+      <w:r>
+        <w:rPr>
+          <w:color w:val="0B0B0B"/>
+        </w:rPr>
+        <w:t xml:space="preserve"> Вся история расчёта и все данные охвачены: ряд за 36 месяцев в обеих базах капитала, история уровня с 2016 года, дата и коэффициент перевода базы, границы зон, два триггера на движение, прогон машины мер назад по истории.</w:t>
+      </w:r>
+    </w:p>
+    <w:p>
+      <w:pPr>
+        <w:jc w:val="both"/>
+      </w:pPr>
+      <w:r>
+        <w:rPr>
+          <w:b/>
+          <w:color w:val="0B0B0B"/>
+        </w:rPr>
+        <w:t>Остальные одиннадцать — размечены.</w:t>
+      </w:r>
+      <w:r>
+        <w:rPr>
+          <w:color w:val="0B0B0B"/>
+        </w:rPr>
+        <w:t xml:space="preserve"> Девять розничных показателей той же формулой запаса времени; две метрики стоимости риска — девятым децилем значений за 36 месяцев с отсечением выбросов. Готовый раздел для записки — </w:t>
+      </w:r>
+      <w:r>
+        <w:rPr>
+          <w:rFonts w:ascii="Consolas" w:hAnsi="Consolas"/>
+          <w:color w:val="0B0B0B"/>
+          <w:sz w:val="19"/>
+        </w:rPr>
+        <w:t>INSERT_11_metrik.md</w:t>
+      </w:r>
+      <w:r>
+        <w:rPr>
+          <w:color w:val="0B0B0B"/>
+        </w:rPr>
+        <w:t>.</w:t>
+      </w:r>
+    </w:p>
+    <w:tbl>
+      <w:tblPr>
+        <w:tblStyle w:val="TableGrid"/>
+        <w:tblW w:type="auto" w:w="0"/>
+        <w:jc w:val="center"/>
+        <w:tblLook w:firstColumn="1" w:firstRow="1" w:lastColumn="0" w:lastRow="0" w:noHBand="0" w:noVBand="1" w:val="04A0"/>
+      </w:tblPr>
+      <w:tblGrid>
+        <w:gridCol w:w="4320"/>
+        <w:gridCol w:w="4320"/>
+      </w:tblGrid>
+      <w:tr>
+        <w:tc>
+          <w:tcPr>
+            <w:tcW w:type="dxa" w:w="4320"/>
+          </w:tcPr>
+          <w:p>
+            <w:r>
+              <w:rPr>
+                <w:b/>
+                <w:color w:val="0B0B0B"/>
+              </w:rPr>
+              <w:t>Метод</w:t>
+            </w:r>
+          </w:p>
+        </w:tc>
+        <w:tc>
+          <w:tcPr>
+            <w:tcW w:type="dxa" w:w="4320"/>
+          </w:tcPr>
+          <w:p>
+            <w:r>
+              <w:rPr>
+                <w:b/>
+                <w:color w:val="0B0B0B"/>
+              </w:rPr>
+              <w:t>Показателей</w:t>
+            </w:r>
+          </w:p>
+        </w:tc>
+      </w:tr>
+      <w:tr>
+        <w:tc>
+          <w:tcPr>
+            <w:tcW w:type="dxa" w:w="4320"/>
+          </w:tcPr>
+          <w:p>
+            <w:r>
+              <w:rPr>
+                <w:color w:val="0B0B0B"/>
+              </w:rPr>
+              <w:t>запас времени, зона предупреждает</w:t>
+            </w:r>
+          </w:p>
+        </w:tc>
+        <w:tc>
+          <w:tcPr>
+            <w:tcW w:type="dxa" w:w="4320"/>
+          </w:tcPr>
+          <w:p>
+            <w:r>
+              <w:rPr>
+                <w:b/>
+                <w:color w:val="0B0B0B"/>
+              </w:rPr>
+              <w:t>1</w:t>
+            </w:r>
+            <w:r>
+              <w:rPr>
+                <w:color w:val="0B0B0B"/>
+              </w:rPr>
+              <w:t xml:space="preserve"> — топ-20</w:t>
+            </w:r>
+          </w:p>
+        </w:tc>
+      </w:tr>
+      <w:tr>
+        <w:tc>
+          <w:tcPr>
+            <w:tcW w:type="dxa" w:w="4320"/>
+          </w:tcPr>
+          <w:p>
+            <w:r>
+              <w:rPr>
+                <w:color w:val="0B0B0B"/>
+              </w:rPr>
+              <w:t>запас времени, зона формально корректна и не сработает</w:t>
+            </w:r>
+          </w:p>
+        </w:tc>
+        <w:tc>
+          <w:tcPr>
+            <w:tcW w:type="dxa" w:w="4320"/>
+          </w:tcPr>
+          <w:p>
+            <w:r>
+              <w:rPr>
+                <w:b/>
+                <w:color w:val="0B0B0B"/>
+              </w:rPr>
+              <w:t>9</w:t>
+            </w:r>
+            <w:r>
+              <w:rPr>
+                <w:color w:val="0B0B0B"/>
+              </w:rPr>
+              <w:t xml:space="preserve"> — PD и EL розницы</w:t>
+            </w:r>
+          </w:p>
+        </w:tc>
+      </w:tr>
+      <w:tr>
+        <w:tc>
+          <w:tcPr>
+            <w:tcW w:type="dxa" w:w="4320"/>
+          </w:tcPr>
+          <w:p>
+            <w:r>
+              <w:rPr>
+                <w:color w:val="0B0B0B"/>
+              </w:rPr>
+              <w:t>девятый дециль значений с отсечением выбросов</w:t>
+            </w:r>
+          </w:p>
+        </w:tc>
+        <w:tc>
+          <w:tcPr>
+            <w:tcW w:type="dxa" w:w="4320"/>
+          </w:tcPr>
+          <w:p>
+            <w:r>
+              <w:rPr>
+                <w:b/>
+                <w:color w:val="0B0B0B"/>
+              </w:rPr>
+              <w:t>2</w:t>
+            </w:r>
+            <w:r>
+              <w:rPr>
+                <w:color w:val="0B0B0B"/>
+              </w:rPr>
+              <w:t xml:space="preserve"> — стоимость риска КБ/ПБ и МСБ</w:t>
+            </w:r>
+          </w:p>
+        </w:tc>
+      </w:tr>
+    </w:tbl>
+    <w:p/>
+    <w:p>
+      <w:pPr>
+        <w:jc w:val="both"/>
+      </w:pPr>
+      <w:r>
+        <w:rPr>
+          <w:b/>
+          <w:color w:val="0B0B0B"/>
+        </w:rPr>
+        <w:t>Две вещи, требующие решения до согласования.</w:t>
+      </w:r>
+      <w:r>
+        <w:rPr>
+          <w:color w:val="0B0B0B"/>
+        </w:rPr>
+        <w:t xml:space="preserve"> Первая: по девяти розничным показателям расстояние до уровня составляет от 19 до 104 стандартных отклонений — зона не сработает, и это вопрос к уровням, а не к методу. Вторая: по стоимости риска граница считается от собственной истории показателя, а не от расстояния до уровня, из-за чего МСБ попадает в жёлтую зону при запасе 3,26 пп. Слово «жёлтая» в одной таблице получает два разных смысла; два способа это снять — в </w:t>
+      </w:r>
+      <w:r>
+        <w:rPr>
+          <w:rFonts w:ascii="Consolas" w:hAnsi="Consolas"/>
+          <w:color w:val="0B0B0B"/>
+          <w:sz w:val="19"/>
+        </w:rPr>
+        <w:t>INSERT_11_metrik.md</w:t>
+      </w:r>
+      <w:r>
+        <w:rPr>
+          <w:color w:val="0B0B0B"/>
+        </w:rPr>
+        <w:t xml:space="preserve"> § N+2.3.</w:t>
+      </w:r>
+    </w:p>
+    <w:p>
+      <w:pPr>
+        <w:pStyle w:val="Heading2"/>
+      </w:pPr>
+      <w:r>
+        <w:t>Следующий этап — поручение Дамира</w:t>
+      </w:r>
+    </w:p>
+    <w:p>
+      <w:pPr>
+        <w:jc w:val="both"/>
+      </w:pPr>
+      <w:r>
+        <w:rPr>
+          <w:color w:val="0B0B0B"/>
+        </w:rPr>
+        <w:t xml:space="preserve">Формулировка для фиксации — </w:t>
+      </w:r>
+      <w:r>
+        <w:rPr>
+          <w:rFonts w:ascii="Consolas" w:hAnsi="Consolas"/>
+          <w:color w:val="0B0B0B"/>
+          <w:sz w:val="19"/>
+        </w:rPr>
+        <w:t>ZAPROS_DAMIRA.md</w:t>
+      </w:r>
+      <w:r>
+        <w:rPr>
+          <w:color w:val="0B0B0B"/>
+        </w:rPr>
+        <w:t>. Коротко: углубить аналитику по стоимости риска в разрезе мастер-шкалы (рейтинг клиента × рейтинг сделки) и провести осмысление системы риск-аппетита в целом — актуальны ли значения и меры, верно ли система показывает риски, движение и концентрацию, справляется ли со своей задачей.</w:t>
+      </w:r>
+    </w:p>
+    <w:p>
+      <w:pPr>
+        <w:jc w:val="both"/>
+      </w:pPr>
+      <w:r>
+        <w:rPr>
+          <w:color w:val="0B0B0B"/>
+        </w:rPr>
+        <w:t>Начинается после закрытия этапа 1; сроки обсуждаются отдельно.</w:t>
       </w:r>
     </w:p>
     <w:p>

--- a/docs/analysis/risk_appetite/out/Handoff_RA_kredit.docx
+++ b/docs/analysis/risk_appetite/out/Handoff_RA_kredit.docx
@@ -1114,13 +1114,13 @@
           <w:b/>
           <w:color w:val="0B0B0B"/>
         </w:rPr>
-        <w:t>Остальные одиннадцать — размечены.</w:t>
+        <w:t>Остальные одиннадцать — размечены по единому правилу.</w:t>
       </w:r>
       <w:r>
         <w:rPr>
           <w:color w:val="0B0B0B"/>
         </w:rPr>
-        <w:t xml:space="preserve"> Девять розничных показателей той же формулой запаса времени; две метрики стоимости риска — девятым децилем значений за 36 месяцев с отсечением выбросов. Готовый раздел для записки — </w:t>
+        <w:t xml:space="preserve"> Метод выбирается не по списку, а по трём условиям, выведенным из предпосылок формулы запаса времени: К1 — буфер на цикл реагирования меньше уровня; К2 — ход однороден по календарю (тест Левене); К3 — буфер не уже фактического 90-го процентиля хода сверх допуска 25 %. Правило применено ко всем двенадцати, включая топ-20. Готовый раздел для записки — </w:t>
       </w:r>
       <w:r>
         <w:rPr>
@@ -1129,6 +1129,20 @@
           <w:sz w:val="19"/>
         </w:rPr>
         <w:t>INSERT_11_metrik.md</w:t>
+      </w:r>
+      <w:r>
+        <w:rPr>
+          <w:color w:val="0B0B0B"/>
+        </w:rPr>
+        <w:t xml:space="preserve">, числа — </w:t>
+      </w:r>
+      <w:r>
+        <w:rPr>
+          <w:rFonts w:ascii="Consolas" w:hAnsi="Consolas"/>
+          <w:color w:val="0B0B0B"/>
+          <w:sz w:val="19"/>
+        </w:rPr>
+        <w:t>calib/method_selection.py</w:t>
       </w:r>
       <w:r>
         <w:rPr>
@@ -1145,13 +1159,15 @@
         <w:tblLook w:firstColumn="1" w:firstRow="1" w:lastColumn="0" w:lastRow="0" w:noHBand="0" w:noVBand="1" w:val="04A0"/>
       </w:tblPr>
       <w:tblGrid>
-        <w:gridCol w:w="4320"/>
-        <w:gridCol w:w="4320"/>
+        <w:gridCol w:w="2160"/>
+        <w:gridCol w:w="2160"/>
+        <w:gridCol w:w="2160"/>
+        <w:gridCol w:w="2160"/>
       </w:tblGrid>
       <w:tr>
         <w:tc>
           <w:tcPr>
-            <w:tcW w:type="dxa" w:w="4320"/>
+            <w:tcW w:type="dxa" w:w="2160"/>
           </w:tcPr>
           <w:p>
             <w:r>
@@ -1165,7 +1181,7 @@
         </w:tc>
         <w:tc>
           <w:tcPr>
-            <w:tcW w:type="dxa" w:w="4320"/>
+            <w:tcW w:type="dxa" w:w="2160"/>
           </w:tcPr>
           <w:p>
             <w:r>
@@ -1177,24 +1193,9 @@
             </w:r>
           </w:p>
         </w:tc>
-      </w:tr>
-      <w:tr>
         <w:tc>
           <w:tcPr>
-            <w:tcW w:type="dxa" w:w="4320"/>
-          </w:tcPr>
-          <w:p>
-            <w:r>
-              <w:rPr>
-                <w:color w:val="0B0B0B"/>
-              </w:rPr>
-              <w:t>запас времени, зона предупреждает</w:t>
-            </w:r>
-          </w:p>
-        </w:tc>
-        <w:tc>
-          <w:tcPr>
-            <w:tcW w:type="dxa" w:w="4320"/>
+            <w:tcW w:type="dxa" w:w="2160"/>
           </w:tcPr>
           <w:p>
             <w:r>
@@ -1202,13 +1203,21 @@
                 <w:b/>
                 <w:color w:val="0B0B0B"/>
               </w:rPr>
-              <w:t>1</w:t>
+              <w:t>Какие</w:t>
             </w:r>
+          </w:p>
+        </w:tc>
+        <w:tc>
+          <w:tcPr>
+            <w:tcW w:type="dxa" w:w="2160"/>
+          </w:tcPr>
+          <w:p>
             <w:r>
               <w:rPr>
+                <w:b/>
                 <w:color w:val="0B0B0B"/>
               </w:rPr>
-              <w:t xml:space="preserve"> — топ-20</w:t>
+              <w:t>Зона на 07.2026</w:t>
             </w:r>
           </w:p>
         </w:tc>
@@ -1216,20 +1225,34 @@
       <w:tr>
         <w:tc>
           <w:tcPr>
-            <w:tcW w:type="dxa" w:w="4320"/>
+            <w:tcW w:type="dxa" w:w="2160"/>
           </w:tcPr>
           <w:p>
             <w:r>
               <w:rPr>
                 <w:color w:val="0B0B0B"/>
               </w:rPr>
-              <w:t>запас времени, зона формально корректна и не сработает</w:t>
+              <w:t xml:space="preserve">запас времени </w:t>
+            </w:r>
+            <w:r>
+              <w:rPr>
+                <w:rFonts w:ascii="Consolas" w:hAnsi="Consolas"/>
+                <w:color w:val="0B0B0B"/>
+                <w:sz w:val="19"/>
+              </w:rPr>
+              <w:t>M(T) = z·σ·√T</w:t>
+            </w:r>
+            <w:r>
+              <w:rPr>
+                <w:color w:val="0B0B0B"/>
+              </w:rPr>
+              <w:t xml:space="preserve"> — условия К1–К3 выполнены</w:t>
             </w:r>
           </w:p>
         </w:tc>
         <w:tc>
           <w:tcPr>
-            <w:tcW w:type="dxa" w:w="4320"/>
+            <w:tcW w:type="dxa" w:w="2160"/>
           </w:tcPr>
           <w:p>
             <w:r>
@@ -1237,13 +1260,33 @@
                 <w:b/>
                 <w:color w:val="0B0B0B"/>
               </w:rPr>
-              <w:t>9</w:t>
+              <w:t>10</w:t>
             </w:r>
+          </w:p>
+        </w:tc>
+        <w:tc>
+          <w:tcPr>
+            <w:tcW w:type="dxa" w:w="2160"/>
+          </w:tcPr>
+          <w:p>
             <w:r>
               <w:rPr>
                 <w:color w:val="0B0B0B"/>
               </w:rPr>
-              <w:t xml:space="preserve"> — PD и EL розницы</w:t>
+              <w:t>топ-20; пять PD и четыре EL розницы</w:t>
+            </w:r>
+          </w:p>
+        </w:tc>
+        <w:tc>
+          <w:tcPr>
+            <w:tcW w:type="dxa" w:w="2160"/>
+          </w:tcPr>
+          <w:p>
+            <w:r>
+              <w:rPr>
+                <w:color w:val="0B0B0B"/>
+              </w:rPr>
+              <w:t>топ-20 — жёлтая; девять розничных — зелёная</w:t>
             </w:r>
           </w:p>
         </w:tc>
@@ -1251,20 +1294,20 @@
       <w:tr>
         <w:tc>
           <w:tcPr>
-            <w:tcW w:type="dxa" w:w="4320"/>
+            <w:tcW w:type="dxa" w:w="2160"/>
           </w:tcPr>
           <w:p>
             <w:r>
               <w:rPr>
                 <w:color w:val="0B0B0B"/>
               </w:rPr>
-              <w:t>девятый дециль значений с отсечением выбросов</w:t>
+              <w:t>90-й процентиль значений за 36 месяцев с отсечением выбросов — не выполнено К2</w:t>
             </w:r>
           </w:p>
         </w:tc>
         <w:tc>
           <w:tcPr>
-            <w:tcW w:type="dxa" w:w="4320"/>
+            <w:tcW w:type="dxa" w:w="2160"/>
           </w:tcPr>
           <w:p>
             <w:r>
@@ -1274,11 +1317,31 @@
               </w:rPr>
               <w:t>2</w:t>
             </w:r>
+          </w:p>
+        </w:tc>
+        <w:tc>
+          <w:tcPr>
+            <w:tcW w:type="dxa" w:w="2160"/>
+          </w:tcPr>
+          <w:p>
             <w:r>
               <w:rPr>
                 <w:color w:val="0B0B0B"/>
               </w:rPr>
-              <w:t xml:space="preserve"> — стоимость риска КБ/ПБ и МСБ</w:t>
+              <w:t>стоимость риска КБ/ПБ и МСБ</w:t>
+            </w:r>
+          </w:p>
+        </w:tc>
+        <w:tc>
+          <w:tcPr>
+            <w:tcW w:type="dxa" w:w="2160"/>
+          </w:tcPr>
+          <w:p>
+            <w:r>
+              <w:rPr>
+                <w:color w:val="0B0B0B"/>
+              </w:rPr>
+              <w:t>КБ/ПБ — зелёная; МСБ — жёлтая</w:t>
             </w:r>
           </w:p>
         </w:tc>
@@ -1294,27 +1357,31 @@
           <w:b/>
           <w:color w:val="0B0B0B"/>
         </w:rPr>
-        <w:t>Две вещи, требующие решения до согласования.</w:t>
+        <w:t>Что надо подтвердить до согласования.</w:t>
       </w:r>
       <w:r>
         <w:rPr>
           <w:color w:val="0B0B0B"/>
         </w:rPr>
-        <w:t xml:space="preserve"> Первая: по девяти розничным показателям расстояние до уровня составляет от 19 до 104 стандартных отклонений — зона не сработает, и это вопрос к уровням, а не к методу. Вторая: по стоимости риска граница считается от собственной истории показателя, а не от расстояния до уровня, из-за чего МСБ попадает в жёлтую зону при запасе 3,26 пп. Слово «жёлтая» в одной таблице получает два разных смысла; два способа это снять — в </w:t>
+        <w:t xml:space="preserve"> Границу красной зоны и пороги триггеров по двум метрикам стоимости риска: предложено «уровень минус 90-й процентиль месячного изменения» — 2,17 по КБ/ПБ и 3,04 по МСБ. Граница зелёной зоны по CoR определена решением автора.</w:t>
       </w:r>
+    </w:p>
+    <w:p>
+      <w:pPr>
+        <w:jc w:val="both"/>
+      </w:pPr>
       <w:r>
         <w:rPr>
-          <w:rFonts w:ascii="Consolas" w:hAnsi="Consolas"/>
+          <w:b/>
           <w:color w:val="0B0B0B"/>
-          <w:sz w:val="19"/>
         </w:rPr>
-        <w:t>INSERT_11_metrik.md</w:t>
+        <w:t>Что сказать, если спросят.</w:t>
       </w:r>
       <w:r>
         <w:rPr>
           <w:color w:val="0B0B0B"/>
         </w:rPr>
-        <w:t xml:space="preserve"> § N+2.3.</w:t>
+        <w:t xml:space="preserve"> По девяти розничным показателям динамику контролируют триггеры: за 32 месяца они 29 раз поднимали уровень реакции выше R0 при зелёной зоне. Удалённость от уровней (использование 23–76 %) — характеристика текущего профиля риска, её оценка относится к актуализации значений на этапе 2. По МСБ жёлтая зона фиксирует первый за окно переход от роспуска провизий к начислению (все шесть положительных месяцев — 02–07.2026); мера — R1, учащённое наблюдение.</w:t>
       </w:r>
     </w:p>
     <w:p>

--- a/docs/analysis/risk_appetite/out/Handoff_RA_kredit.docx
+++ b/docs/analysis/risk_appetite/out/Handoff_RA_kredit.docx
@@ -333,7 +333,7 @@
               <w:rPr>
                 <w:color w:val="0B0B0B"/>
               </w:rPr>
-              <w:t xml:space="preserve">, девять шагов сторилайна плюс карта источников. Дополняется разделом по остальным одиннадцати метрикам — </w:t>
+              <w:t xml:space="preserve">, девять шагов сторилайна плюс карта источников. К ней — отдельный файл «Дополнение» по остальным одиннадцати метрикам: </w:t>
             </w:r>
             <w:r>
               <w:rPr>
@@ -341,7 +341,7 @@
                 <w:color w:val="0B0B0B"/>
                 <w:sz w:val="19"/>
               </w:rPr>
-              <w:t>INSERT_11_metrik.md</w:t>
+              <w:t>DOPOLNENIE_zapiska.md</w:t>
             </w:r>
           </w:p>
         </w:tc>
@@ -1120,7 +1120,7 @@
         <w:rPr>
           <w:color w:val="0B0B0B"/>
         </w:rPr>
-        <w:t xml:space="preserve"> Метод выбирается не по списку, а по трём условиям, выведенным из предпосылок формулы запаса времени: К1 — буфер на цикл реагирования меньше уровня; К2 — ход однороден по календарю (тест Левене); К3 — буфер не уже фактического 90-го процентиля хода сверх допуска 25 %. Правило применено ко всем двенадцати, включая топ-20. Готовый раздел для записки — </w:t>
+        <w:t xml:space="preserve"> Основной метод — формула запаса времени, как у топ-20. Квантиль применяется только там, где формула даёт неверный результат. Отдельный файл для записки — </w:t>
       </w:r>
       <w:r>
         <w:rPr>
@@ -1128,13 +1128,27 @@
           <w:color w:val="0B0B0B"/>
           <w:sz w:val="19"/>
         </w:rPr>
-        <w:t>INSERT_11_metrik.md</w:t>
+        <w:t>DOPOLNENIE_zapiska.md</w:t>
       </w:r>
       <w:r>
         <w:rPr>
           <w:color w:val="0B0B0B"/>
         </w:rPr>
-        <w:t xml:space="preserve">, числа — </w:t>
+        <w:t xml:space="preserve"> (</w:t>
+      </w:r>
+      <w:r>
+        <w:rPr>
+          <w:rFonts w:ascii="Consolas" w:hAnsi="Consolas"/>
+          <w:color w:val="0B0B0B"/>
+          <w:sz w:val="19"/>
+        </w:rPr>
+        <w:t>out/Dopolnenie_k_zapiske_RA.docx</w:t>
+      </w:r>
+      <w:r>
+        <w:rPr>
+          <w:color w:val="0B0B0B"/>
+        </w:rPr>
+        <w:t xml:space="preserve">), числа — </w:t>
       </w:r>
       <w:r>
         <w:rPr>
@@ -1246,7 +1260,7 @@
               <w:rPr>
                 <w:color w:val="0B0B0B"/>
               </w:rPr>
-              <w:t xml:space="preserve"> — условия К1–К3 выполнены</w:t>
+              <w:t>, 35 точек</w:t>
             </w:r>
           </w:p>
         </w:tc>
@@ -1301,7 +1315,7 @@
               <w:rPr>
                 <w:color w:val="0B0B0B"/>
               </w:rPr>
-              <w:t>90-й процентиль значений за 36 месяцев с отсечением выбросов — не выполнено К2</w:t>
+              <w:t>квантиль по 29 обычным месяцам (без февраля–марта)</w:t>
             </w:r>
           </w:p>
         </w:tc>
@@ -1341,7 +1355,7 @@
               <w:rPr>
                 <w:color w:val="0B0B0B"/>
               </w:rPr>
-              <w:t>КБ/ПБ — зелёная; МСБ — жёлтая</w:t>
+              <w:t>обе — зелёная</w:t>
             </w:r>
           </w:p>
         </w:tc>
@@ -1357,13 +1371,13 @@
           <w:b/>
           <w:color w:val="0B0B0B"/>
         </w:rPr>
-        <w:t>Что надо подтвердить до согласования.</w:t>
+        <w:t>Почему CoR на квантиле.</w:t>
       </w:r>
       <w:r>
         <w:rPr>
           <w:color w:val="0B0B0B"/>
         </w:rPr>
-        <w:t xml:space="preserve"> Границу красной зоны и пороги триггеров по двум метрикам стоимости риска: предложено «уровень минус 90-й процентиль месячного изменения» — 2,17 по КБ/ПБ и 3,04 по МСБ. Граница зелёной зоны по CoR определена решением автора.</w:t>
+        <w:t xml:space="preserve"> По КБ/ПБ формула ставит границу зелёной ниже нуля (−0,29 %). Причина у обеих CoR — сезон годового закрытия: 81–82 % изменчивости приходится на февраль–март. Эти шесть изменений исключены, отсюда 29 точек; скачки закрытия ловит триггер — пять из пяти за три года.</w:t>
       </w:r>
     </w:p>
     <w:p>
@@ -1381,7 +1395,7 @@
         <w:rPr>
           <w:color w:val="0B0B0B"/>
         </w:rPr>
-        <w:t xml:space="preserve"> По девяти розничным показателям динамику контролируют триггеры: за 32 месяца они 29 раз поднимали уровень реакции выше R0 при зелёной зоне. Удалённость от уровней (использование 23–76 %) — характеристика текущего профиля риска, её оценка относится к актуализации значений на этапе 2. По МСБ жёлтая зона фиксирует первый за окно переход от роспуска провизий к начислению (все шесть положительных месяцев — 02–07.2026); мера — R1, учащённое наблюдение.</w:t>
+        <w:t xml:space="preserve"> По девяти розничным показателям динамику контролируют триггеры: за 32 месяца они 29 раз поднимали уровень реакции выше R0 при зелёной зоне. Удалённость от уровней (использование 23–76 %) — характеристика текущего профиля риска, её оценка относится к актуализации значений на этапе 2.</w:t>
       </w:r>
     </w:p>
     <w:p>
